--- a/TOKO_Operation_Manual.docx
+++ b/TOKO_Operation_Manual.docx
@@ -355,7 +355,7 @@
         </w:numPr>
       </w:pPr>
       <w:r>
-        <w:t xml:space="preserve">CodeCommit → CodePipeline → Beanstalk (deploy ผ่าน</w:t>
+        <w:t xml:space="preserve">CodeCommit -&gt; CodePipeline -&gt; Beanstalk (deploy ผ่าน</w:t>
       </w:r>
       <w:r>
         <w:t xml:space="preserve"> </w:t>
@@ -896,7 +896,7 @@
               <w:t xml:space="preserve"> </w:t>
             </w:r>
             <w:r>
-              <w:t xml:space="preserve">→</w:t>
+              <w:t xml:space="preserve">-&gt;</w:t>
             </w:r>
             <w:r>
               <w:t xml:space="preserve"> </w:t>
@@ -1162,7 +1162,7 @@
         <w:t xml:space="preserve"> </w:t>
       </w:r>
       <w:r>
-        <w:t xml:space="preserve">ตรง ๆ → source env ไม่ได้ → DB fallback เป็น</w:t>
+        <w:t xml:space="preserve">ตรง ๆ -&gt; source env ไม่ได้ -&gt; DB fallback เป็น</w:t>
       </w:r>
       <w:r>
         <w:t xml:space="preserve"> </w:t>
@@ -1177,7 +1177,7 @@
         <w:t xml:space="preserve"> </w:t>
       </w:r>
       <w:r>
-        <w:t xml:space="preserve">→ ทุก task fail ด้วย</w:t>
+        <w:t xml:space="preserve">-&gt; ทุก task fail ด้วย</w:t>
       </w:r>
       <w:r>
         <w:t xml:space="preserve"> </w:t>
@@ -1253,7 +1253,7 @@
         <w:t xml:space="preserve"> </w:t>
       </w:r>
       <w:r>
-        <w:t xml:space="preserve">อัตโนมัติ → instance ใหม่จาก auto-scaling จะได้ cron ที่ถูกต้องตั้งแต่บูต</w:t>
+        <w:t xml:space="preserve">อัตโนมัติ -&gt; instance ใหม่จาก auto-scaling จะได้ cron ที่ถูกต้องตั้งแต่บูต</w:t>
       </w:r>
     </w:p>
     <w:bookmarkEnd w:id="25"/>
@@ -1448,7 +1448,22 @@
         <w:rPr>
           <w:rStyle w:val="VerbatimChar"/>
         </w:rPr>
-        <w:t xml:space="preserve">release_status = pending</w:t>
+        <w:t xml:space="preserve">release_status</w:t>
+      </w:r>
+      <w:r>
+        <w:t xml:space="preserve"> </w:t>
+      </w:r>
+      <w:r>
+        <w:t xml:space="preserve">=</w:t>
+      </w:r>
+      <w:r>
+        <w:t xml:space="preserve"> </w:t>
+      </w:r>
+      <w:r>
+        <w:rPr>
+          <w:rStyle w:val="VerbatimChar"/>
+        </w:rPr>
+        <w:t xml:space="preserve">pending</w:t>
       </w:r>
       <w:r>
         <w:t xml:space="preserve"> </w:t>
@@ -1463,13 +1478,13 @@
         <w:rPr>
           <w:rStyle w:val="VerbatimChar"/>
         </w:rPr>
-        <w:t xml:space="preserve">release_at = วันถัดไป 08:00</w:t>
-      </w:r>
-      <w:r>
-        <w:t xml:space="preserve"> </w:t>
-      </w:r>
-      <w:r>
-        <w:t xml:space="preserve">(Asia/Bangkok)</w:t>
+        <w:t xml:space="preserve">release_at</w:t>
+      </w:r>
+      <w:r>
+        <w:t xml:space="preserve"> </w:t>
+      </w:r>
+      <w:r>
+        <w:t xml:space="preserve">= วันถัดไป 08:00 (Asia/Bangkok)</w:t>
       </w:r>
     </w:p>
     <w:bookmarkEnd w:id="27"/>
@@ -3026,7 +3041,7 @@
         <w:t xml:space="preserve"> </w:t>
       </w:r>
       <w:r>
-        <w:t xml:space="preserve">ของ env file → cron รันเป็น webapp ผิด user ดู §6.2</w:t>
+        <w:t xml:space="preserve">ของ env file -&gt; cron รันเป็น webapp ผิด user ดู §6.2</w:t>
       </w:r>
     </w:p>
     <w:p>
@@ -3068,7 +3083,7 @@
         <w:t xml:space="preserve"> </w:t>
       </w:r>
       <w:r>
-        <w:t xml:space="preserve">→ DB env ไม่ถูก source ดู §6.2</w:t>
+        <w:t xml:space="preserve">-&gt; DB env ไม่ถูก source ดู §6.2</w:t>
       </w:r>
     </w:p>
     <w:p>
@@ -3080,7 +3095,7 @@
         </w:numPr>
       </w:pPr>
       <w:r>
-        <w:t xml:space="preserve">ถ้า cron ปกติแต่ยอดยังค้าง → query</w:t>
+        <w:t xml:space="preserve">ถ้า cron ปกติแต่ยอดยังค้าง -&gt; query</w:t>
       </w:r>
       <w:r>
         <w:t xml:space="preserve"> </w:t>
@@ -3146,7 +3161,7 @@
         </w:numPr>
       </w:pPr>
       <w:r>
-        <w:t xml:space="preserve">ถ้า cron พัง → ติดตั้ง cron ใหม่ตาม §6.2</w:t>
+        <w:t xml:space="preserve">ถ้า cron พัง -&gt; ติดตั้ง cron ใหม่ตาม §6.2</w:t>
       </w:r>
     </w:p>
     <w:bookmarkEnd w:id="42"/>
@@ -3684,7 +3699,7 @@
         <w:t xml:space="preserve"> </w:t>
       </w:r>
       <w:r>
-        <w:t xml:space="preserve">แสดงว่ามี drift → ใช้คำสั่ง</w:t>
+        <w:t xml:space="preserve">แสดงว่ามี drift -&gt; ใช้คำสั่ง</w:t>
       </w:r>
       <w:r>
         <w:t xml:space="preserve"> </w:t>
@@ -3803,7 +3818,7 @@
         </w:numPr>
       </w:pPr>
       <w:r>
-        <w:t xml:space="preserve">ทดสอบสร้างออเดอร์ → ตรวจ</w:t>
+        <w:t xml:space="preserve">ทดสอบสร้างออเดอร์ -&gt; ตรวจ</w:t>
       </w:r>
       <w:r>
         <w:t xml:space="preserve"> </w:t>
@@ -4032,7 +4047,5927 @@
         <w:t xml:space="preserve">— คู่มือใช้งานสำหรับร้านค้า</w:t>
       </w:r>
     </w:p>
+    <w:p>
+      <w:pPr>
+        <w:pStyle w:val="FirstParagraph"/>
+      </w:pPr>
+      <w:r>
+        <w:t xml:space="preserve">ewpage</w:t>
+      </w:r>
+    </w:p>
     <w:bookmarkEnd w:id="47"/>
+    <w:bookmarkStart w:id="82" w:name="notification-resend-auto-reassign"/>
+    <w:p>
+      <w:pPr>
+        <w:pStyle w:val="Heading1"/>
+      </w:pPr>
+      <w:r>
+        <w:t xml:space="preserve">9. Notification Resend &amp; Auto-Reassign</w:t>
+      </w:r>
+    </w:p>
+    <w:p>
+      <w:pPr>
+        <w:pStyle w:val="BlockText"/>
+      </w:pPr>
+      <w:r>
+        <w:t xml:space="preserve">เพิ่มเข้ามาใน release 2026-05-07 — ระบบส่งซ้ำการแจ้งเตือน, Auto-reassign คนขับ, Acknowledgement กลับลูกค้า, Booking Reminder</w:t>
+      </w:r>
+    </w:p>
+    <w:p>
+      <w:r>
+        <w:pict>
+          <v:rect style="width:0;height:1.5pt" o:hralign="center" o:hrstd="t" o:hr="t"/>
+        </w:pict>
+      </w:r>
+    </w:p>
+    <w:bookmarkStart w:id="48" w:name="ภาพรวมระบบ-what-changed"/>
+    <w:p>
+      <w:pPr>
+        <w:pStyle w:val="Heading3"/>
+      </w:pPr>
+      <w:r>
+        <w:t xml:space="preserve">1. ภาพรวมระบบ (What changed)</w:t>
+      </w:r>
+    </w:p>
+    <w:p>
+      <w:pPr>
+        <w:pStyle w:val="FirstParagraph"/>
+      </w:pPr>
+      <w:r>
+        <w:t xml:space="preserve">ก่อนหน้านี้ TOKO ยิง notification</w:t>
+      </w:r>
+      <w:r>
+        <w:t xml:space="preserve"> </w:t>
+      </w:r>
+      <w:r>
+        <w:t xml:space="preserve">“ครั้งเดียว”</w:t>
+      </w:r>
+      <w:r>
+        <w:t xml:space="preserve"> </w:t>
+      </w:r>
+      <w:r>
+        <w:t xml:space="preserve">ถ้าผู้รับไม่เห็น/ไม่กดอ่าน -&gt; งานหลุด</w:t>
+      </w:r>
+      <w:r>
+        <w:t xml:space="preserve"> </w:t>
+      </w:r>
+      <w:r>
+        <w:t xml:space="preserve">ระบบใหม่นี้แก้ปัญหาโดย:</w:t>
+      </w:r>
+    </w:p>
+    <w:p>
+      <w:pPr>
+        <w:pStyle w:val="Compact"/>
+        <w:numPr>
+          <w:ilvl w:val="0"/>
+          <w:numId w:val="1014"/>
+        </w:numPr>
+      </w:pPr>
+      <w:r>
+        <w:rPr>
+          <w:b/>
+          <w:bCs/>
+        </w:rPr>
+        <w:t xml:space="preserve">Resend ทุก 30 วินาที</w:t>
+      </w:r>
+      <w:r>
+        <w:t xml:space="preserve"> </w:t>
+      </w:r>
+      <w:r>
+        <w:t xml:space="preserve">จนกว่าผู้รับจะอ่าน/ตอบรับ หรือครบ max attempts</w:t>
+      </w:r>
+    </w:p>
+    <w:p>
+      <w:pPr>
+        <w:pStyle w:val="Compact"/>
+        <w:numPr>
+          <w:ilvl w:val="0"/>
+          <w:numId w:val="1014"/>
+        </w:numPr>
+      </w:pPr>
+      <w:r>
+        <w:rPr>
+          <w:b/>
+          <w:bCs/>
+        </w:rPr>
+        <w:t xml:space="preserve">Auto-reassign คนขับ</w:t>
+      </w:r>
+      <w:r>
+        <w:t xml:space="preserve"> </w:t>
+      </w:r>
+      <w:r>
+        <w:t xml:space="preserve">เมื่อ dispatch หมดเวลา (180 วินาที)</w:t>
+      </w:r>
+    </w:p>
+    <w:p>
+      <w:pPr>
+        <w:pStyle w:val="Compact"/>
+        <w:numPr>
+          <w:ilvl w:val="0"/>
+          <w:numId w:val="1014"/>
+        </w:numPr>
+      </w:pPr>
+      <w:r>
+        <w:rPr>
+          <w:b/>
+          <w:bCs/>
+        </w:rPr>
+        <w:t xml:space="preserve">แจ้ง rider เก่า</w:t>
+      </w:r>
+      <w:r>
+        <w:t xml:space="preserve"> </w:t>
+      </w:r>
+      <w:r>
+        <w:t xml:space="preserve">ว่างานถูกย้ายไปคนอื่นแล้ว</w:t>
+      </w:r>
+    </w:p>
+    <w:p>
+      <w:pPr>
+        <w:pStyle w:val="Compact"/>
+        <w:numPr>
+          <w:ilvl w:val="0"/>
+          <w:numId w:val="1014"/>
+        </w:numPr>
+      </w:pPr>
+      <w:r>
+        <w:rPr>
+          <w:b/>
+          <w:bCs/>
+        </w:rPr>
+        <w:t xml:space="preserve">Acknowledge ลูกค้า</w:t>
+      </w:r>
+      <w:r>
+        <w:t xml:space="preserve"> </w:t>
+      </w:r>
+      <w:r>
+        <w:t xml:space="preserve">ทุก milestone: ร้านเห็นแล้ว / ร้านรับแล้ว / ไรเดอร์รับแล้ว / กำลังหาไรเดอร์ใหม่ / ไม่มีไรเดอร์ว่าง</w:t>
+      </w:r>
+    </w:p>
+    <w:p>
+      <w:pPr>
+        <w:pStyle w:val="Compact"/>
+        <w:numPr>
+          <w:ilvl w:val="0"/>
+          <w:numId w:val="1014"/>
+        </w:numPr>
+      </w:pPr>
+      <w:r>
+        <w:rPr>
+          <w:b/>
+          <w:bCs/>
+        </w:rPr>
+        <w:t xml:space="preserve">เตือน merchant ก่อนถึงวันจอง</w:t>
+      </w:r>
+      <w:r>
+        <w:t xml:space="preserve"> </w:t>
+      </w:r>
+      <w:r>
+        <w:t xml:space="preserve">1 วัน + เช้าวันจอง (Hotel/Service) ผ่าน Notification + Email</w:t>
+      </w:r>
+    </w:p>
+    <w:p>
+      <w:r>
+        <w:pict>
+          <v:rect style="width:0;height:1.5pt" o:hralign="center" o:hrstd="t" o:hr="t"/>
+        </w:pict>
+      </w:r>
+    </w:p>
+    <w:bookmarkEnd w:id="48"/>
+    <w:bookmarkStart w:id="52" w:name="สถาปตยกรรม-architecture"/>
+    <w:p>
+      <w:pPr>
+        <w:pStyle w:val="Heading3"/>
+      </w:pPr>
+      <w:r>
+        <w:t xml:space="preserve">2. สถาปัตยกรรม (Architecture)</w:t>
+      </w:r>
+    </w:p>
+    <w:p>
+      <w:pPr>
+        <w:pStyle w:val="FirstParagraph"/>
+      </w:pPr>
+      <w:r>
+        <w:drawing>
+          <wp:inline>
+            <wp:extent cx="5334000" cy="1326696"/>
+            <wp:effectExtent b="0" l="0" r="0" t="0"/>
+            <wp:docPr descr="" title="" id="50" name="Picture"/>
+            <a:graphic>
+              <a:graphicData uri="http://schemas.openxmlformats.org/drawingml/2006/picture">
+                <pic:pic>
+                  <pic:nvPicPr>
+                    <pic:cNvPr descr="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" id="51" name="Picture"/>
+                    <pic:cNvPicPr>
+                      <a:picLocks noChangeArrowheads="1" noChangeAspect="1"/>
+                    </pic:cNvPicPr>
+                  </pic:nvPicPr>
+                  <pic:blipFill>
+                    <a:blip r:embed="rId49"/>
+                    <a:stretch>
+                      <a:fillRect/>
+                    </a:stretch>
+                  </pic:blipFill>
+                  <pic:spPr bwMode="auto">
+                    <a:xfrm>
+                      <a:off x="0" y="0"/>
+                      <a:ext cx="5334000" cy="1326696"/>
+                    </a:xfrm>
+                    <a:prstGeom prst="rect">
+                      <a:avLst/>
+                    </a:prstGeom>
+                    <a:noFill/>
+                    <a:ln w="9525">
+                      <a:noFill/>
+                      <a:headEnd/>
+                      <a:tailEnd/>
+                    </a:ln>
+                  </pic:spPr>
+                </pic:pic>
+              </a:graphicData>
+            </a:graphic>
+          </wp:inline>
+        </w:drawing>
+      </w:r>
+    </w:p>
+    <w:p>
+      <w:r>
+        <w:pict>
+          <v:rect style="width:0;height:1.5pt" o:hralign="center" o:hrstd="t" o:hr="t"/>
+        </w:pict>
+      </w:r>
+    </w:p>
+    <w:bookmarkEnd w:id="52"/>
+    <w:bookmarkStart w:id="53" w:name="ตารางฐานขอมลทเพม"/>
+    <w:p>
+      <w:pPr>
+        <w:pStyle w:val="Heading3"/>
+      </w:pPr>
+      <w:r>
+        <w:t xml:space="preserve">3. ตารางฐานข้อมูลที่เพิ่ม</w:t>
+      </w:r>
+    </w:p>
+    <w:bookmarkEnd w:id="53"/>
+    <w:bookmarkStart w:id="54" w:name="notification_repeats-ควสงซำ"/>
+    <w:p>
+      <w:pPr>
+        <w:pStyle w:val="Heading3"/>
+      </w:pPr>
+      <w:r>
+        <w:t xml:space="preserve">3.1</w:t>
+      </w:r>
+      <w:r>
+        <w:t xml:space="preserve"> </w:t>
+      </w:r>
+      <w:r>
+        <w:rPr>
+          <w:rStyle w:val="VerbatimChar"/>
+        </w:rPr>
+        <w:t xml:space="preserve">notification_repeats</w:t>
+      </w:r>
+      <w:r>
+        <w:t xml:space="preserve"> </w:t>
+      </w:r>
+      <w:r>
+        <w:t xml:space="preserve">(คิวส่งซ้ำ)</w:t>
+      </w:r>
+    </w:p>
+    <w:tbl>
+      <w:tblPr>
+        <w:tblStyle w:val="Table"/>
+        <w:tblW w:type="pct" w:w="5000"/>
+        <w:tblLayout w:type="fixed"/>
+        <w:tblLook w:firstRow="1" w:lastRow="0" w:firstColumn="0" w:lastColumn="0" w:noHBand="0" w:noVBand="0" w:val="0020"/>
+      </w:tblPr>
+      <w:tblGrid>
+        <w:gridCol w:w="2640"/>
+        <w:gridCol w:w="2640"/>
+        <w:gridCol w:w="2640"/>
+      </w:tblGrid>
+      <w:tr>
+        <w:trPr>
+          <w:tblHeader w:val="on"/>
+        </w:trPr>
+        <w:tc>
+          <w:tcPr/>
+          <w:p>
+            <w:pPr>
+              <w:pStyle w:val="Compact"/>
+            </w:pPr>
+            <w:r>
+              <w:t xml:space="preserve">Column</w:t>
+            </w:r>
+          </w:p>
+        </w:tc>
+        <w:tc>
+          <w:tcPr/>
+          <w:p>
+            <w:pPr>
+              <w:pStyle w:val="Compact"/>
+            </w:pPr>
+            <w:r>
+              <w:t xml:space="preserve">Type</w:t>
+            </w:r>
+          </w:p>
+        </w:tc>
+        <w:tc>
+          <w:tcPr/>
+          <w:p>
+            <w:pPr>
+              <w:pStyle w:val="Compact"/>
+            </w:pPr>
+            <w:r>
+              <w:t xml:space="preserve">Note</w:t>
+            </w:r>
+          </w:p>
+        </w:tc>
+      </w:tr>
+      <w:tr>
+        <w:tc>
+          <w:tcPr/>
+          <w:p>
+            <w:pPr>
+              <w:pStyle w:val="Compact"/>
+            </w:pPr>
+            <w:r>
+              <w:t xml:space="preserve">id</w:t>
+            </w:r>
+          </w:p>
+        </w:tc>
+        <w:tc>
+          <w:tcPr/>
+          <w:p>
+            <w:pPr>
+              <w:pStyle w:val="Compact"/>
+            </w:pPr>
+            <w:r>
+              <w:t xml:space="preserve">bigInt</w:t>
+            </w:r>
+          </w:p>
+        </w:tc>
+        <w:tc>
+          <w:tcPr/>
+          <w:p>
+            <w:pPr>
+              <w:pStyle w:val="Compact"/>
+            </w:pPr>
+            <w:r>
+              <w:t xml:space="preserve">PK</w:t>
+            </w:r>
+          </w:p>
+        </w:tc>
+      </w:tr>
+      <w:tr>
+        <w:tc>
+          <w:tcPr/>
+          <w:p>
+            <w:pPr>
+              <w:pStyle w:val="Compact"/>
+            </w:pPr>
+            <w:r>
+              <w:t xml:space="preserve">notification_id</w:t>
+            </w:r>
+          </w:p>
+        </w:tc>
+        <w:tc>
+          <w:tcPr/>
+          <w:p>
+            <w:pPr>
+              <w:pStyle w:val="Compact"/>
+            </w:pPr>
+            <w:r>
+              <w:t xml:space="preserve">uuid</w:t>
+            </w:r>
+          </w:p>
+        </w:tc>
+        <w:tc>
+          <w:tcPr/>
+          <w:p>
+            <w:pPr>
+              <w:pStyle w:val="Compact"/>
+            </w:pPr>
+            <w:r>
+              <w:t xml:space="preserve">FK ไปที่</w:t>
+            </w:r>
+            <w:r>
+              <w:t xml:space="preserve"> </w:t>
+            </w:r>
+            <w:r>
+              <w:rPr>
+                <w:rStyle w:val="VerbatimChar"/>
+              </w:rPr>
+              <w:t xml:space="preserve">notifications.id</w:t>
+            </w:r>
+            <w:r>
+              <w:t xml:space="preserve"> </w:t>
+            </w:r>
+            <w:r>
+              <w:t xml:space="preserve">(สำหรับ stop เมื่อ user อ่าน)</w:t>
+            </w:r>
+          </w:p>
+        </w:tc>
+      </w:tr>
+      <w:tr>
+        <w:tc>
+          <w:tcPr/>
+          <w:p>
+            <w:pPr>
+              <w:pStyle w:val="Compact"/>
+            </w:pPr>
+            <w:r>
+              <w:t xml:space="preserve">user_id</w:t>
+            </w:r>
+          </w:p>
+        </w:tc>
+        <w:tc>
+          <w:tcPr/>
+          <w:p>
+            <w:pPr>
+              <w:pStyle w:val="Compact"/>
+            </w:pPr>
+            <w:r>
+              <w:t xml:space="preserve">bigInt</w:t>
+            </w:r>
+          </w:p>
+        </w:tc>
+        <w:tc>
+          <w:tcPr/>
+          <w:p>
+            <w:pPr>
+              <w:pStyle w:val="Compact"/>
+            </w:pPr>
+            <w:r>
+              <w:t xml:space="preserve">ผู้รับ</w:t>
+            </w:r>
+          </w:p>
+        </w:tc>
+      </w:tr>
+      <w:tr>
+        <w:tc>
+          <w:tcPr/>
+          <w:p>
+            <w:pPr>
+              <w:pStyle w:val="Compact"/>
+            </w:pPr>
+            <w:r>
+              <w:t xml:space="preserve">market_id</w:t>
+            </w:r>
+          </w:p>
+        </w:tc>
+        <w:tc>
+          <w:tcPr/>
+          <w:p>
+            <w:pPr>
+              <w:pStyle w:val="Compact"/>
+            </w:pPr>
+            <w:r>
+              <w:t xml:space="preserve">bigInt nullable</w:t>
+            </w:r>
+          </w:p>
+        </w:tc>
+        <w:tc>
+          <w:tcPr/>
+          <w:p>
+            <w:pPr>
+              <w:pStyle w:val="Compact"/>
+            </w:pPr>
+            <w:r>
+              <w:t xml:space="preserve">ร้านที่เกี่ยว</w:t>
+            </w:r>
+          </w:p>
+        </w:tc>
+      </w:tr>
+      <w:tr>
+        <w:tc>
+          <w:tcPr/>
+          <w:p>
+            <w:pPr>
+              <w:pStyle w:val="Compact"/>
+            </w:pPr>
+            <w:r>
+              <w:t xml:space="preserve">kind</w:t>
+            </w:r>
+          </w:p>
+        </w:tc>
+        <w:tc>
+          <w:tcPr/>
+          <w:p>
+            <w:pPr>
+              <w:pStyle w:val="Compact"/>
+            </w:pPr>
+            <w:r>
+              <w:t xml:space="preserve">varchar(50)</w:t>
+            </w:r>
+          </w:p>
+        </w:tc>
+        <w:tc>
+          <w:tcPr/>
+          <w:p>
+            <w:pPr>
+              <w:pStyle w:val="Compact"/>
+            </w:pPr>
+            <w:r>
+              <w:t xml:space="preserve">เช่น</w:t>
+            </w:r>
+            <w:r>
+              <w:t xml:space="preserve"> </w:t>
+            </w:r>
+            <w:r>
+              <w:rPr>
+                <w:rStyle w:val="VerbatimChar"/>
+              </w:rPr>
+              <w:t xml:space="preserve">new_order_dinein</w:t>
+            </w:r>
+            <w:r>
+              <w:t xml:space="preserve">,</w:t>
+            </w:r>
+            <w:r>
+              <w:t xml:space="preserve"> </w:t>
+            </w:r>
+            <w:r>
+              <w:rPr>
+                <w:rStyle w:val="VerbatimChar"/>
+              </w:rPr>
+              <w:t xml:space="preserve">assigned_order_rider</w:t>
+            </w:r>
+            <w:r>
+              <w:t xml:space="preserve">,</w:t>
+            </w:r>
+            <w:r>
+              <w:t xml:space="preserve"> </w:t>
+            </w:r>
+            <w:r>
+              <w:rPr>
+                <w:rStyle w:val="VerbatimChar"/>
+              </w:rPr>
+              <w:t xml:space="preserve">hotel_booking</w:t>
+            </w:r>
+          </w:p>
+        </w:tc>
+      </w:tr>
+      <w:tr>
+        <w:tc>
+          <w:tcPr/>
+          <w:p>
+            <w:pPr>
+              <w:pStyle w:val="Compact"/>
+            </w:pPr>
+            <w:r>
+              <w:t xml:space="preserve">order_id</w:t>
+            </w:r>
+          </w:p>
+        </w:tc>
+        <w:tc>
+          <w:tcPr/>
+          <w:p>
+            <w:pPr>
+              <w:pStyle w:val="Compact"/>
+            </w:pPr>
+            <w:r>
+              <w:t xml:space="preserve">bigInt nullable</w:t>
+            </w:r>
+          </w:p>
+        </w:tc>
+        <w:tc>
+          <w:tcPr/>
+          <w:p>
+            <w:pPr>
+              <w:pStyle w:val="Compact"/>
+            </w:pPr>
+          </w:p>
+        </w:tc>
+      </w:tr>
+      <w:tr>
+        <w:tc>
+          <w:tcPr/>
+          <w:p>
+            <w:pPr>
+              <w:pStyle w:val="Compact"/>
+            </w:pPr>
+            <w:r>
+              <w:t xml:space="preserve">dispatch_id</w:t>
+            </w:r>
+          </w:p>
+        </w:tc>
+        <w:tc>
+          <w:tcPr/>
+          <w:p>
+            <w:pPr>
+              <w:pStyle w:val="Compact"/>
+            </w:pPr>
+            <w:r>
+              <w:t xml:space="preserve">bigInt nullable</w:t>
+            </w:r>
+          </w:p>
+        </w:tc>
+        <w:tc>
+          <w:tcPr/>
+          <w:p>
+            <w:pPr>
+              <w:pStyle w:val="Compact"/>
+            </w:pPr>
+            <w:r>
+              <w:t xml:space="preserve">FK</w:t>
+            </w:r>
+            <w:r>
+              <w:t xml:space="preserve"> </w:t>
+            </w:r>
+            <w:r>
+              <w:rPr>
+                <w:rStyle w:val="VerbatimChar"/>
+              </w:rPr>
+              <w:t xml:space="preserve">order_driver_dispatches</w:t>
+            </w:r>
+          </w:p>
+        </w:tc>
+      </w:tr>
+      <w:tr>
+        <w:tc>
+          <w:tcPr/>
+          <w:p>
+            <w:pPr>
+              <w:pStyle w:val="Compact"/>
+            </w:pPr>
+            <w:r>
+              <w:t xml:space="preserve">bookable_type / bookable_id</w:t>
+            </w:r>
+          </w:p>
+        </w:tc>
+        <w:tc>
+          <w:tcPr/>
+          <w:p>
+            <w:pPr>
+              <w:pStyle w:val="Compact"/>
+            </w:pPr>
+            <w:r>
+              <w:t xml:space="preserve">string / bigInt</w:t>
+            </w:r>
+          </w:p>
+        </w:tc>
+        <w:tc>
+          <w:tcPr/>
+          <w:p>
+            <w:pPr>
+              <w:pStyle w:val="Compact"/>
+            </w:pPr>
+            <w:r>
+              <w:t xml:space="preserve">สำหรับ booking (hotel/service)</w:t>
+            </w:r>
+          </w:p>
+        </w:tc>
+      </w:tr>
+      <w:tr>
+        <w:tc>
+          <w:tcPr/>
+          <w:p>
+            <w:pPr>
+              <w:pStyle w:val="Compact"/>
+            </w:pPr>
+            <w:r>
+              <w:t xml:space="preserve">title / body / data(json)</w:t>
+            </w:r>
+          </w:p>
+        </w:tc>
+        <w:tc>
+          <w:tcPr/>
+          <w:p>
+            <w:pPr>
+              <w:pStyle w:val="Compact"/>
+            </w:pPr>
+          </w:p>
+        </w:tc>
+        <w:tc>
+          <w:tcPr/>
+          <w:p>
+            <w:pPr>
+              <w:pStyle w:val="Compact"/>
+            </w:pPr>
+            <w:r>
+              <w:t xml:space="preserve">payload สำหรับ resend</w:t>
+            </w:r>
+          </w:p>
+        </w:tc>
+      </w:tr>
+      <w:tr>
+        <w:tc>
+          <w:tcPr/>
+          <w:p>
+            <w:pPr>
+              <w:pStyle w:val="Compact"/>
+            </w:pPr>
+            <w:r>
+              <w:t xml:space="preserve">status</w:t>
+            </w:r>
+          </w:p>
+        </w:tc>
+        <w:tc>
+          <w:tcPr/>
+          <w:p>
+            <w:pPr>
+              <w:pStyle w:val="Compact"/>
+            </w:pPr>
+            <w:r>
+              <w:t xml:space="preserve">varchar</w:t>
+            </w:r>
+          </w:p>
+        </w:tc>
+        <w:tc>
+          <w:tcPr/>
+          <w:p>
+            <w:pPr>
+              <w:pStyle w:val="Compact"/>
+            </w:pPr>
+            <w:r>
+              <w:rPr>
+                <w:rStyle w:val="VerbatimChar"/>
+              </w:rPr>
+              <w:t xml:space="preserve">active</w:t>
+            </w:r>
+            <w:r>
+              <w:t xml:space="preserve"> </w:t>
+            </w:r>
+            <w:r>
+              <w:t xml:space="preserve">/</w:t>
+            </w:r>
+            <w:r>
+              <w:t xml:space="preserve"> </w:t>
+            </w:r>
+            <w:r>
+              <w:rPr>
+                <w:rStyle w:val="VerbatimChar"/>
+              </w:rPr>
+              <w:t xml:space="preserve">stopped</w:t>
+            </w:r>
+            <w:r>
+              <w:t xml:space="preserve"> </w:t>
+            </w:r>
+            <w:r>
+              <w:t xml:space="preserve">/</w:t>
+            </w:r>
+            <w:r>
+              <w:t xml:space="preserve"> </w:t>
+            </w:r>
+            <w:r>
+              <w:rPr>
+                <w:rStyle w:val="VerbatimChar"/>
+              </w:rPr>
+              <w:t xml:space="preserve">expired</w:t>
+            </w:r>
+          </w:p>
+        </w:tc>
+      </w:tr>
+      <w:tr>
+        <w:tc>
+          <w:tcPr/>
+          <w:p>
+            <w:pPr>
+              <w:pStyle w:val="Compact"/>
+            </w:pPr>
+            <w:r>
+              <w:t xml:space="preserve">stop_reason</w:t>
+            </w:r>
+          </w:p>
+        </w:tc>
+        <w:tc>
+          <w:tcPr/>
+          <w:p>
+            <w:pPr>
+              <w:pStyle w:val="Compact"/>
+            </w:pPr>
+            <w:r>
+              <w:t xml:space="preserve">string</w:t>
+            </w:r>
+          </w:p>
+        </w:tc>
+        <w:tc>
+          <w:tcPr/>
+          <w:p>
+            <w:pPr>
+              <w:pStyle w:val="Compact"/>
+            </w:pPr>
+            <w:r>
+              <w:t xml:space="preserve">เหตุผลที่หยุด เช่น</w:t>
+            </w:r>
+            <w:r>
+              <w:t xml:space="preserve"> </w:t>
+            </w:r>
+            <w:r>
+              <w:rPr>
+                <w:rStyle w:val="VerbatimChar"/>
+              </w:rPr>
+              <w:t xml:space="preserve">read</w:t>
+            </w:r>
+            <w:r>
+              <w:t xml:space="preserve">,</w:t>
+            </w:r>
+            <w:r>
+              <w:t xml:space="preserve"> </w:t>
+            </w:r>
+            <w:r>
+              <w:rPr>
+                <w:rStyle w:val="VerbatimChar"/>
+              </w:rPr>
+              <w:t xml:space="preserve">accepted</w:t>
+            </w:r>
+            <w:r>
+              <w:t xml:space="preserve">,</w:t>
+            </w:r>
+            <w:r>
+              <w:t xml:space="preserve"> </w:t>
+            </w:r>
+            <w:r>
+              <w:rPr>
+                <w:rStyle w:val="VerbatimChar"/>
+              </w:rPr>
+              <w:t xml:space="preserve">timeout</w:t>
+            </w:r>
+            <w:r>
+              <w:t xml:space="preserve">,</w:t>
+            </w:r>
+            <w:r>
+              <w:t xml:space="preserve"> </w:t>
+            </w:r>
+            <w:r>
+              <w:rPr>
+                <w:rStyle w:val="VerbatimChar"/>
+              </w:rPr>
+              <w:t xml:space="preserve">max_attempts</w:t>
+            </w:r>
+          </w:p>
+        </w:tc>
+      </w:tr>
+      <w:tr>
+        <w:tc>
+          <w:tcPr/>
+          <w:p>
+            <w:pPr>
+              <w:pStyle w:val="Compact"/>
+            </w:pPr>
+            <w:r>
+              <w:t xml:space="preserve">send_count / max_attempts</w:t>
+            </w:r>
+          </w:p>
+        </w:tc>
+        <w:tc>
+          <w:tcPr/>
+          <w:p>
+            <w:pPr>
+              <w:pStyle w:val="Compact"/>
+            </w:pPr>
+            <w:r>
+              <w:t xml:space="preserve">int</w:t>
+            </w:r>
+          </w:p>
+        </w:tc>
+        <w:tc>
+          <w:tcPr/>
+          <w:p>
+            <w:pPr>
+              <w:pStyle w:val="Compact"/>
+            </w:pPr>
+            <w:r>
+              <w:t xml:space="preserve">นับรอบส่ง</w:t>
+            </w:r>
+          </w:p>
+        </w:tc>
+      </w:tr>
+      <w:tr>
+        <w:tc>
+          <w:tcPr/>
+          <w:p>
+            <w:pPr>
+              <w:pStyle w:val="Compact"/>
+            </w:pPr>
+            <w:r>
+              <w:t xml:space="preserve">interval_seconds</w:t>
+            </w:r>
+          </w:p>
+        </w:tc>
+        <w:tc>
+          <w:tcPr/>
+          <w:p>
+            <w:pPr>
+              <w:pStyle w:val="Compact"/>
+            </w:pPr>
+            <w:r>
+              <w:t xml:space="preserve">int</w:t>
+            </w:r>
+          </w:p>
+        </w:tc>
+        <w:tc>
+          <w:tcPr/>
+          <w:p>
+            <w:pPr>
+              <w:pStyle w:val="Compact"/>
+            </w:pPr>
+            <w:r>
+              <w:t xml:space="preserve">default 30</w:t>
+            </w:r>
+          </w:p>
+        </w:tc>
+      </w:tr>
+      <w:tr>
+        <w:tc>
+          <w:tcPr/>
+          <w:p>
+            <w:pPr>
+              <w:pStyle w:val="Compact"/>
+            </w:pPr>
+            <w:r>
+              <w:t xml:space="preserve">last_sent_at / next_send_at / expires_at</w:t>
+            </w:r>
+          </w:p>
+        </w:tc>
+        <w:tc>
+          <w:tcPr/>
+          <w:p>
+            <w:pPr>
+              <w:pStyle w:val="Compact"/>
+            </w:pPr>
+            <w:r>
+              <w:t xml:space="preserve">datetime</w:t>
+            </w:r>
+          </w:p>
+        </w:tc>
+        <w:tc>
+          <w:tcPr/>
+          <w:p>
+            <w:pPr>
+              <w:pStyle w:val="Compact"/>
+            </w:pPr>
+          </w:p>
+        </w:tc>
+      </w:tr>
+    </w:tbl>
+    <w:bookmarkEnd w:id="54"/>
+    <w:bookmarkStart w:id="55" w:name="order_driver_dispatches-เพมคอลมน"/>
+    <w:p>
+      <w:pPr>
+        <w:pStyle w:val="Heading3"/>
+      </w:pPr>
+      <w:r>
+        <w:t xml:space="preserve">3.2</w:t>
+      </w:r>
+      <w:r>
+        <w:t xml:space="preserve"> </w:t>
+      </w:r>
+      <w:r>
+        <w:rPr>
+          <w:rStyle w:val="VerbatimChar"/>
+        </w:rPr>
+        <w:t xml:space="preserve">order_driver_dispatches</w:t>
+      </w:r>
+      <w:r>
+        <w:t xml:space="preserve"> </w:t>
+      </w:r>
+      <w:r>
+        <w:t xml:space="preserve">(เพิ่มคอลัมน์)</w:t>
+      </w:r>
+    </w:p>
+    <w:tbl>
+      <w:tblPr>
+        <w:tblStyle w:val="Table"/>
+        <w:tblW w:type="auto" w:w="0"/>
+        <w:tblLook w:firstRow="1" w:lastRow="0" w:firstColumn="0" w:lastColumn="0" w:noHBand="0" w:noVBand="0" w:val="0020"/>
+      </w:tblPr>
+      <w:tblGrid>
+        <w:gridCol w:w="2640"/>
+        <w:gridCol w:w="2640"/>
+        <w:gridCol w:w="2640"/>
+      </w:tblGrid>
+      <w:tr>
+        <w:trPr>
+          <w:tblHeader w:val="on"/>
+        </w:trPr>
+        <w:tc>
+          <w:tcPr/>
+          <w:p>
+            <w:pPr>
+              <w:pStyle w:val="Compact"/>
+            </w:pPr>
+            <w:r>
+              <w:t xml:space="preserve">Column</w:t>
+            </w:r>
+          </w:p>
+        </w:tc>
+        <w:tc>
+          <w:tcPr/>
+          <w:p>
+            <w:pPr>
+              <w:pStyle w:val="Compact"/>
+            </w:pPr>
+            <w:r>
+              <w:t xml:space="preserve">Type</w:t>
+            </w:r>
+          </w:p>
+        </w:tc>
+        <w:tc>
+          <w:tcPr/>
+          <w:p>
+            <w:pPr>
+              <w:pStyle w:val="Compact"/>
+            </w:pPr>
+            <w:r>
+              <w:t xml:space="preserve">Note</w:t>
+            </w:r>
+          </w:p>
+        </w:tc>
+      </w:tr>
+      <w:tr>
+        <w:tc>
+          <w:tcPr/>
+          <w:p>
+            <w:pPr>
+              <w:pStyle w:val="Compact"/>
+            </w:pPr>
+            <w:r>
+              <w:t xml:space="preserve">expires_at</w:t>
+            </w:r>
+          </w:p>
+        </w:tc>
+        <w:tc>
+          <w:tcPr/>
+          <w:p>
+            <w:pPr>
+              <w:pStyle w:val="Compact"/>
+            </w:pPr>
+            <w:r>
+              <w:t xml:space="preserve">datetime nullable</w:t>
+            </w:r>
+          </w:p>
+        </w:tc>
+        <w:tc>
+          <w:tcPr/>
+          <w:p>
+            <w:pPr>
+              <w:pStyle w:val="Compact"/>
+            </w:pPr>
+            <w:r>
+              <w:t xml:space="preserve">เซ็ต</w:t>
+            </w:r>
+            <w:r>
+              <w:t xml:space="preserve"> </w:t>
+            </w:r>
+            <w:r>
+              <w:rPr>
+                <w:rStyle w:val="VerbatimChar"/>
+              </w:rPr>
+              <w:t xml:space="preserve">now()+180s</w:t>
+            </w:r>
+            <w:r>
+              <w:t xml:space="preserve"> </w:t>
+            </w:r>
+            <w:r>
+              <w:t xml:space="preserve">ตอน dispatch ใหม่</w:t>
+            </w:r>
+          </w:p>
+        </w:tc>
+      </w:tr>
+      <w:tr>
+        <w:tc>
+          <w:tcPr/>
+          <w:p>
+            <w:pPr>
+              <w:pStyle w:val="Compact"/>
+            </w:pPr>
+            <w:r>
+              <w:t xml:space="preserve">timeout_at</w:t>
+            </w:r>
+          </w:p>
+        </w:tc>
+        <w:tc>
+          <w:tcPr/>
+          <w:p>
+            <w:pPr>
+              <w:pStyle w:val="Compact"/>
+            </w:pPr>
+            <w:r>
+              <w:t xml:space="preserve">datetime nullable</w:t>
+            </w:r>
+          </w:p>
+        </w:tc>
+        <w:tc>
+          <w:tcPr/>
+          <w:p>
+            <w:pPr>
+              <w:pStyle w:val="Compact"/>
+            </w:pPr>
+            <w:r>
+              <w:t xml:space="preserve">เซ็ตเมื่อ reassigner ตัดทิ้ง</w:t>
+            </w:r>
+          </w:p>
+        </w:tc>
+      </w:tr>
+      <w:tr>
+        <w:tc>
+          <w:tcPr/>
+          <w:p>
+            <w:pPr>
+              <w:pStyle w:val="Compact"/>
+            </w:pPr>
+            <w:r>
+              <w:t xml:space="preserve">reassigned_from_dispatch_id</w:t>
+            </w:r>
+          </w:p>
+        </w:tc>
+        <w:tc>
+          <w:tcPr/>
+          <w:p>
+            <w:pPr>
+              <w:pStyle w:val="Compact"/>
+            </w:pPr>
+            <w:r>
+              <w:t xml:space="preserve">bigInt nullable</w:t>
+            </w:r>
+          </w:p>
+        </w:tc>
+        <w:tc>
+          <w:tcPr/>
+          <w:p>
+            <w:pPr>
+              <w:pStyle w:val="Compact"/>
+            </w:pPr>
+            <w:r>
+              <w:t xml:space="preserve">trace ลูกโซ่</w:t>
+            </w:r>
+          </w:p>
+        </w:tc>
+      </w:tr>
+    </w:tbl>
+    <w:bookmarkEnd w:id="55"/>
+    <w:bookmarkStart w:id="56" w:name="booking_reminder_logs-กนสงซำ"/>
+    <w:p>
+      <w:pPr>
+        <w:pStyle w:val="Heading3"/>
+      </w:pPr>
+      <w:r>
+        <w:t xml:space="preserve">3.3</w:t>
+      </w:r>
+      <w:r>
+        <w:t xml:space="preserve"> </w:t>
+      </w:r>
+      <w:r>
+        <w:rPr>
+          <w:rStyle w:val="VerbatimChar"/>
+        </w:rPr>
+        <w:t xml:space="preserve">booking_reminder_logs</w:t>
+      </w:r>
+      <w:r>
+        <w:t xml:space="preserve"> </w:t>
+      </w:r>
+      <w:r>
+        <w:t xml:space="preserve">(กันส่งซ้ำ)</w:t>
+      </w:r>
+    </w:p>
+    <w:tbl>
+      <w:tblPr>
+        <w:tblStyle w:val="Table"/>
+        <w:tblW w:type="auto" w:w="0"/>
+        <w:tblLook w:firstRow="1" w:lastRow="0" w:firstColumn="0" w:lastColumn="0" w:noHBand="0" w:noVBand="0" w:val="0020"/>
+      </w:tblPr>
+      <w:tblGrid>
+        <w:gridCol w:w="2640"/>
+        <w:gridCol w:w="2640"/>
+        <w:gridCol w:w="2640"/>
+      </w:tblGrid>
+      <w:tr>
+        <w:trPr>
+          <w:tblHeader w:val="on"/>
+        </w:trPr>
+        <w:tc>
+          <w:tcPr/>
+          <w:p>
+            <w:pPr>
+              <w:pStyle w:val="Compact"/>
+            </w:pPr>
+            <w:r>
+              <w:t xml:space="preserve">Column</w:t>
+            </w:r>
+          </w:p>
+        </w:tc>
+        <w:tc>
+          <w:tcPr/>
+          <w:p>
+            <w:pPr>
+              <w:pStyle w:val="Compact"/>
+            </w:pPr>
+            <w:r>
+              <w:t xml:space="preserve">Type</w:t>
+            </w:r>
+          </w:p>
+        </w:tc>
+        <w:tc>
+          <w:tcPr/>
+          <w:p>
+            <w:pPr>
+              <w:pStyle w:val="Compact"/>
+            </w:pPr>
+            <w:r>
+              <w:t xml:space="preserve">Note</w:t>
+            </w:r>
+          </w:p>
+        </w:tc>
+      </w:tr>
+      <w:tr>
+        <w:tc>
+          <w:tcPr/>
+          <w:p>
+            <w:pPr>
+              <w:pStyle w:val="Compact"/>
+            </w:pPr>
+            <w:r>
+              <w:t xml:space="preserve">bookable_type</w:t>
+            </w:r>
+          </w:p>
+        </w:tc>
+        <w:tc>
+          <w:tcPr/>
+          <w:p>
+            <w:pPr>
+              <w:pStyle w:val="Compact"/>
+            </w:pPr>
+            <w:r>
+              <w:t xml:space="preserve">string</w:t>
+            </w:r>
+          </w:p>
+        </w:tc>
+        <w:tc>
+          <w:tcPr/>
+          <w:p>
+            <w:pPr>
+              <w:pStyle w:val="Compact"/>
+            </w:pPr>
+            <w:r>
+              <w:rPr>
+                <w:rStyle w:val="VerbatimChar"/>
+              </w:rPr>
+              <w:t xml:space="preserve">MarketTableBooking</w:t>
+            </w:r>
+          </w:p>
+        </w:tc>
+      </w:tr>
+      <w:tr>
+        <w:tc>
+          <w:tcPr/>
+          <w:p>
+            <w:pPr>
+              <w:pStyle w:val="Compact"/>
+            </w:pPr>
+            <w:r>
+              <w:t xml:space="preserve">bookable_id</w:t>
+            </w:r>
+          </w:p>
+        </w:tc>
+        <w:tc>
+          <w:tcPr/>
+          <w:p>
+            <w:pPr>
+              <w:pStyle w:val="Compact"/>
+            </w:pPr>
+            <w:r>
+              <w:t xml:space="preserve">bigInt</w:t>
+            </w:r>
+          </w:p>
+        </w:tc>
+        <w:tc>
+          <w:tcPr/>
+          <w:p>
+            <w:pPr>
+              <w:pStyle w:val="Compact"/>
+            </w:pPr>
+          </w:p>
+        </w:tc>
+      </w:tr>
+      <w:tr>
+        <w:tc>
+          <w:tcPr/>
+          <w:p>
+            <w:pPr>
+              <w:pStyle w:val="Compact"/>
+            </w:pPr>
+            <w:r>
+              <w:t xml:space="preserve">kind</w:t>
+            </w:r>
+          </w:p>
+        </w:tc>
+        <w:tc>
+          <w:tcPr/>
+          <w:p>
+            <w:pPr>
+              <w:pStyle w:val="Compact"/>
+            </w:pPr>
+            <w:r>
+              <w:t xml:space="preserve">enum-like</w:t>
+            </w:r>
+          </w:p>
+        </w:tc>
+        <w:tc>
+          <w:tcPr/>
+          <w:p>
+            <w:pPr>
+              <w:pStyle w:val="Compact"/>
+            </w:pPr>
+            <w:r>
+              <w:rPr>
+                <w:rStyle w:val="VerbatimChar"/>
+              </w:rPr>
+              <w:t xml:space="preserve">day_before</w:t>
+            </w:r>
+            <w:r>
+              <w:t xml:space="preserve"> </w:t>
+            </w:r>
+            <w:r>
+              <w:t xml:space="preserve">/</w:t>
+            </w:r>
+            <w:r>
+              <w:t xml:space="preserve"> </w:t>
+            </w:r>
+            <w:r>
+              <w:rPr>
+                <w:rStyle w:val="VerbatimChar"/>
+              </w:rPr>
+              <w:t xml:space="preserve">day_of</w:t>
+            </w:r>
+          </w:p>
+        </w:tc>
+      </w:tr>
+      <w:tr>
+        <w:tc>
+          <w:tcPr/>
+          <w:p>
+            <w:pPr>
+              <w:pStyle w:val="Compact"/>
+            </w:pPr>
+            <w:r>
+              <w:t xml:space="preserve">user_id</w:t>
+            </w:r>
+          </w:p>
+        </w:tc>
+        <w:tc>
+          <w:tcPr/>
+          <w:p>
+            <w:pPr>
+              <w:pStyle w:val="Compact"/>
+            </w:pPr>
+            <w:r>
+              <w:t xml:space="preserve">bigInt</w:t>
+            </w:r>
+          </w:p>
+        </w:tc>
+        <w:tc>
+          <w:tcPr/>
+          <w:p>
+            <w:pPr>
+              <w:pStyle w:val="Compact"/>
+            </w:pPr>
+            <w:r>
+              <w:t xml:space="preserve">merchant ที่รับ</w:t>
+            </w:r>
+          </w:p>
+        </w:tc>
+      </w:tr>
+      <w:tr>
+        <w:tc>
+          <w:tcPr/>
+          <w:p>
+            <w:pPr>
+              <w:pStyle w:val="Compact"/>
+            </w:pPr>
+            <w:r>
+              <w:t xml:space="preserve">sent_at</w:t>
+            </w:r>
+          </w:p>
+        </w:tc>
+        <w:tc>
+          <w:tcPr/>
+          <w:p>
+            <w:pPr>
+              <w:pStyle w:val="Compact"/>
+            </w:pPr>
+            <w:r>
+              <w:t xml:space="preserve">datetime</w:t>
+            </w:r>
+          </w:p>
+        </w:tc>
+        <w:tc>
+          <w:tcPr/>
+          <w:p>
+            <w:pPr>
+              <w:pStyle w:val="Compact"/>
+            </w:pPr>
+          </w:p>
+        </w:tc>
+      </w:tr>
+      <w:tr>
+        <w:tc>
+          <w:tcPr/>
+          <w:p>
+            <w:pPr>
+              <w:pStyle w:val="Compact"/>
+            </w:pPr>
+            <w:r>
+              <w:rPr>
+                <w:b/>
+                <w:bCs/>
+              </w:rPr>
+              <w:t xml:space="preserve">UNIQUE</w:t>
+            </w:r>
+          </w:p>
+        </w:tc>
+        <w:tc>
+          <w:tcPr/>
+          <w:p>
+            <w:pPr>
+              <w:pStyle w:val="Compact"/>
+            </w:pPr>
+            <w:r>
+              <w:t xml:space="preserve">(bookable_type, bookable_id, kind, user_id)</w:t>
+            </w:r>
+          </w:p>
+        </w:tc>
+        <w:tc>
+          <w:tcPr/>
+          <w:p>
+            <w:pPr>
+              <w:pStyle w:val="Compact"/>
+            </w:pPr>
+          </w:p>
+        </w:tc>
+      </w:tr>
+    </w:tbl>
+    <w:p>
+      <w:r>
+        <w:pict>
+          <v:rect style="width:0;height:1.5pt" o:hralign="center" o:hrstd="t" o:hr="t"/>
+        </w:pict>
+      </w:r>
+    </w:p>
+    <w:bookmarkEnd w:id="56"/>
+    <w:bookmarkStart w:id="57" w:name="การตงคากอน-deploy"/>
+    <w:p>
+      <w:pPr>
+        <w:pStyle w:val="Heading3"/>
+      </w:pPr>
+      <w:r>
+        <w:t xml:space="preserve">4. การตั้งค่าก่อน Deploy</w:t>
+      </w:r>
+    </w:p>
+    <w:bookmarkEnd w:id="57"/>
+    <w:bookmarkStart w:id="58" w:name="cron-scheduler"/>
+    <w:p>
+      <w:pPr>
+        <w:pStyle w:val="Heading3"/>
+      </w:pPr>
+      <w:r>
+        <w:t xml:space="preserve">4.1 Cron / Scheduler</w:t>
+      </w:r>
+    </w:p>
+    <w:p>
+      <w:pPr>
+        <w:pStyle w:val="FirstParagraph"/>
+      </w:pPr>
+      <w:r>
+        <w:t xml:space="preserve">ตรวจให้แน่ใจว่ามี cron entry บนเครื่อง production:</w:t>
+      </w:r>
+    </w:p>
+    <w:p>
+      <w:pPr>
+        <w:pStyle w:val="SourceCode"/>
+      </w:pPr>
+      <w:r>
+        <w:rPr>
+          <w:rStyle w:val="VerbatimChar"/>
+        </w:rPr>
+        <w:t xml:space="preserve">* * * * * cd /var/www/toko-server-v2 &amp;&amp; php artisan schedule:run &gt;&gt; /dev/null 2&gt;&amp;1</w:t>
+      </w:r>
+    </w:p>
+    <w:p>
+      <w:pPr>
+        <w:pStyle w:val="BlockText"/>
+      </w:pPr>
+      <w:r>
+        <w:t xml:space="preserve">ระบบเดิมก็ใช้ scheduler อยู่แล้ว (wallet:process-jobs, earning:release-pending) — ถ้ามีอยู่แล้วไม่ต้องเพิ่ม</w:t>
+      </w:r>
+    </w:p>
+    <w:bookmarkEnd w:id="58"/>
+    <w:bookmarkStart w:id="59" w:name="env-firebase"/>
+    <w:p>
+      <w:pPr>
+        <w:pStyle w:val="Heading3"/>
+      </w:pPr>
+      <w:r>
+        <w:t xml:space="preserve">4.2 ENV / Firebase</w:t>
+      </w:r>
+    </w:p>
+    <w:p>
+      <w:pPr>
+        <w:pStyle w:val="FirstParagraph"/>
+      </w:pPr>
+      <w:r>
+        <w:t xml:space="preserve">ใช้</w:t>
+      </w:r>
+      <w:r>
+        <w:t xml:space="preserve"> </w:t>
+      </w:r>
+      <w:r>
+        <w:rPr>
+          <w:rStyle w:val="VerbatimChar"/>
+        </w:rPr>
+        <w:t xml:space="preserve">FirebaseService</w:t>
+      </w:r>
+      <w:r>
+        <w:t xml:space="preserve"> </w:t>
+      </w:r>
+      <w:r>
+        <w:t xml:space="preserve">เดิม — ไม่ต้องตั้งค่าใหม่</w:t>
+      </w:r>
+      <w:r>
+        <w:t xml:space="preserve"> </w:t>
+      </w:r>
+      <w:r>
+        <w:t xml:space="preserve">- ตรวจ</w:t>
+      </w:r>
+      <w:r>
+        <w:t xml:space="preserve"> </w:t>
+      </w:r>
+      <w:r>
+        <w:rPr>
+          <w:rStyle w:val="VerbatimChar"/>
+        </w:rPr>
+        <w:t xml:space="preserve">firebase-credentials.json</w:t>
+      </w:r>
+      <w:r>
+        <w:t xml:space="preserve"> </w:t>
+      </w:r>
+      <w:r>
+        <w:t xml:space="preserve">มีอยู่และอ่านได้</w:t>
+      </w:r>
+      <w:r>
+        <w:t xml:space="preserve"> </w:t>
+      </w:r>
+      <w:r>
+        <w:t xml:space="preserve">- กรณี environment เก่ายังใช้ legacy server key ก็ยังใช้ได้</w:t>
+      </w:r>
+    </w:p>
+    <w:bookmarkEnd w:id="59"/>
+    <w:bookmarkStart w:id="60" w:name="email-สำหรบ-booking-reminder"/>
+    <w:p>
+      <w:pPr>
+        <w:pStyle w:val="Heading3"/>
+      </w:pPr>
+      <w:r>
+        <w:t xml:space="preserve">4.3 Email สำหรับ Booking Reminder</w:t>
+      </w:r>
+    </w:p>
+    <w:p>
+      <w:pPr>
+        <w:pStyle w:val="Compact"/>
+        <w:numPr>
+          <w:ilvl w:val="0"/>
+          <w:numId w:val="1015"/>
+        </w:numPr>
+      </w:pPr>
+      <w:r>
+        <w:t xml:space="preserve">ใช้</w:t>
+      </w:r>
+      <w:r>
+        <w:t xml:space="preserve"> </w:t>
+      </w:r>
+      <w:r>
+        <w:rPr>
+          <w:rStyle w:val="VerbatimChar"/>
+        </w:rPr>
+        <w:t xml:space="preserve">mail</w:t>
+      </w:r>
+      <w:r>
+        <w:t xml:space="preserve"> </w:t>
+      </w:r>
+      <w:r>
+        <w:t xml:space="preserve">driver เดิมที่ตั้งใน</w:t>
+      </w:r>
+      <w:r>
+        <w:t xml:space="preserve"> </w:t>
+      </w:r>
+      <w:r>
+        <w:rPr>
+          <w:rStyle w:val="VerbatimChar"/>
+        </w:rPr>
+        <w:t xml:space="preserve">.env</w:t>
+      </w:r>
+      <w:r>
+        <w:t xml:space="preserve"> </w:t>
+      </w:r>
+      <w:r>
+        <w:t xml:space="preserve">(</w:t>
+      </w:r>
+      <w:r>
+        <w:rPr>
+          <w:rStyle w:val="VerbatimChar"/>
+        </w:rPr>
+        <w:t xml:space="preserve">MAIL_*</w:t>
+      </w:r>
+      <w:r>
+        <w:t xml:space="preserve">)</w:t>
+      </w:r>
+    </w:p>
+    <w:p>
+      <w:pPr>
+        <w:pStyle w:val="Compact"/>
+        <w:numPr>
+          <w:ilvl w:val="0"/>
+          <w:numId w:val="1015"/>
+        </w:numPr>
+      </w:pPr>
+      <w:r>
+        <w:t xml:space="preserve">merchant user ต้องมี</w:t>
+      </w:r>
+      <w:r>
+        <w:t xml:space="preserve"> </w:t>
+      </w:r>
+      <w:r>
+        <w:rPr>
+          <w:rStyle w:val="VerbatimChar"/>
+        </w:rPr>
+        <w:t xml:space="preserve">email</w:t>
+      </w:r>
+      <w:r>
+        <w:t xml:space="preserve"> </w:t>
+      </w:r>
+      <w:r>
+        <w:t xml:space="preserve">ใน DB ถึงจะส่ง email (ไม่มี ก็ส่งเฉพาะ FCM + database)</w:t>
+      </w:r>
+    </w:p>
+    <w:bookmarkEnd w:id="60"/>
+    <w:bookmarkStart w:id="61" w:name="flutter-channel-id-superapp"/>
+    <w:p>
+      <w:pPr>
+        <w:pStyle w:val="Heading3"/>
+      </w:pPr>
+      <w:r>
+        <w:t xml:space="preserve">4.4 Flutter Channel ID (SuperApp)</w:t>
+      </w:r>
+    </w:p>
+    <w:p>
+      <w:pPr>
+        <w:pStyle w:val="FirstParagraph"/>
+      </w:pPr>
+      <w:r>
+        <w:t xml:space="preserve">ฝั่ง toko_superapp_5 ต้องมี notification channel:</w:t>
+      </w:r>
+      <w:r>
+        <w:t xml:space="preserve"> </w:t>
+      </w:r>
+      <w:r>
+        <w:t xml:space="preserve">-</w:t>
+      </w:r>
+      <w:r>
+        <w:t xml:space="preserve"> </w:t>
+      </w:r>
+      <w:r>
+        <w:rPr>
+          <w:rStyle w:val="VerbatimChar"/>
+        </w:rPr>
+        <w:t xml:space="preserve">toko_customer_channel_v1</w:t>
+      </w:r>
+      <w:r>
+        <w:t xml:space="preserve"> </w:t>
+      </w:r>
+      <w:r>
+        <w:t xml:space="preserve">— สำหรับ Acknowledgement กลับลูกค้า</w:t>
+      </w:r>
+    </w:p>
+    <w:p>
+      <w:pPr>
+        <w:pStyle w:val="BodyText"/>
+      </w:pPr>
+      <w:r>
+        <w:t xml:space="preserve">ถ้ายังไม่มี ให้เพิ่มที่ AndroidManifest / native code (เหมือนที่มี</w:t>
+      </w:r>
+      <w:r>
+        <w:t xml:space="preserve"> </w:t>
+      </w:r>
+      <w:r>
+        <w:rPr>
+          <w:rStyle w:val="VerbatimChar"/>
+        </w:rPr>
+        <w:t xml:space="preserve">toko_merchant_channel_v2</w:t>
+      </w:r>
+      <w:r>
+        <w:t xml:space="preserve"> </w:t>
+      </w:r>
+      <w:r>
+        <w:t xml:space="preserve">อยู่แล้ว)</w:t>
+      </w:r>
+    </w:p>
+    <w:p>
+      <w:r>
+        <w:pict>
+          <v:rect style="width:0;height:1.5pt" o:hralign="center" o:hrstd="t" o:hr="t"/>
+        </w:pict>
+      </w:r>
+    </w:p>
+    <w:bookmarkEnd w:id="61"/>
+    <w:bookmarkStart w:id="62" w:name="ขนตอน-deploy-runbook"/>
+    <w:p>
+      <w:pPr>
+        <w:pStyle w:val="Heading3"/>
+      </w:pPr>
+      <w:r>
+        <w:t xml:space="preserve">5. ขั้นตอน Deploy (Runbook)</w:t>
+      </w:r>
+    </w:p>
+    <w:p>
+      <w:pPr>
+        <w:pStyle w:val="SourceCode"/>
+      </w:pPr>
+      <w:r>
+        <w:rPr>
+          <w:rStyle w:val="CommentTok"/>
+        </w:rPr>
+        <w:t xml:space="preserve">## 1) Pull code</w:t>
+      </w:r>
+      <w:r>
+        <w:br/>
+      </w:r>
+      <w:r>
+        <w:rPr>
+          <w:rStyle w:val="BuiltInTok"/>
+        </w:rPr>
+        <w:t xml:space="preserve">cd</w:t>
+      </w:r>
+      <w:r>
+        <w:rPr>
+          <w:rStyle w:val="NormalTok"/>
+        </w:rPr>
+        <w:t xml:space="preserve"> /var/www/toko-server-v2</w:t>
+      </w:r>
+      <w:r>
+        <w:br/>
+      </w:r>
+      <w:r>
+        <w:rPr>
+          <w:rStyle w:val="FunctionTok"/>
+        </w:rPr>
+        <w:t xml:space="preserve">git</w:t>
+      </w:r>
+      <w:r>
+        <w:rPr>
+          <w:rStyle w:val="NormalTok"/>
+        </w:rPr>
+        <w:t xml:space="preserve"> pull</w:t>
+      </w:r>
+      <w:r>
+        <w:br/>
+      </w:r>
+      <w:r>
+        <w:br/>
+      </w:r>
+      <w:r>
+        <w:rPr>
+          <w:rStyle w:val="CommentTok"/>
+        </w:rPr>
+        <w:t xml:space="preserve">## 2) ติดตั้ง dependencies (ไม่มี package ใหม่ แต่กันเหนียว)</w:t>
+      </w:r>
+      <w:r>
+        <w:br/>
+      </w:r>
+      <w:r>
+        <w:rPr>
+          <w:rStyle w:val="ExtensionTok"/>
+        </w:rPr>
+        <w:t xml:space="preserve">composer</w:t>
+      </w:r>
+      <w:r>
+        <w:rPr>
+          <w:rStyle w:val="NormalTok"/>
+        </w:rPr>
+        <w:t xml:space="preserve"> install </w:t>
+      </w:r>
+      <w:r>
+        <w:rPr>
+          <w:rStyle w:val="AttributeTok"/>
+        </w:rPr>
+        <w:t xml:space="preserve">--no-dev</w:t>
+      </w:r>
+      <w:r>
+        <w:rPr>
+          <w:rStyle w:val="NormalTok"/>
+        </w:rPr>
+        <w:t xml:space="preserve"> </w:t>
+      </w:r>
+      <w:r>
+        <w:rPr>
+          <w:rStyle w:val="AttributeTok"/>
+        </w:rPr>
+        <w:t xml:space="preserve">--optimize-autoloader</w:t>
+      </w:r>
+      <w:r>
+        <w:br/>
+      </w:r>
+      <w:r>
+        <w:br/>
+      </w:r>
+      <w:r>
+        <w:rPr>
+          <w:rStyle w:val="CommentTok"/>
+        </w:rPr>
+        <w:t xml:space="preserve">## 3) Migrate (เพิ่ม 3 ตาราง)</w:t>
+      </w:r>
+      <w:r>
+        <w:br/>
+      </w:r>
+      <w:r>
+        <w:rPr>
+          <w:rStyle w:val="ExtensionTok"/>
+        </w:rPr>
+        <w:t xml:space="preserve">php</w:t>
+      </w:r>
+      <w:r>
+        <w:rPr>
+          <w:rStyle w:val="NormalTok"/>
+        </w:rPr>
+        <w:t xml:space="preserve"> artisan migrate </w:t>
+      </w:r>
+      <w:r>
+        <w:rPr>
+          <w:rStyle w:val="AttributeTok"/>
+        </w:rPr>
+        <w:t xml:space="preserve">--force</w:t>
+      </w:r>
+      <w:r>
+        <w:br/>
+      </w:r>
+      <w:r>
+        <w:br/>
+      </w:r>
+      <w:r>
+        <w:rPr>
+          <w:rStyle w:val="CommentTok"/>
+        </w:rPr>
+        <w:t xml:space="preserve">## 4) Cache เคลียร์ (กัน config/route cache เก่า)</w:t>
+      </w:r>
+      <w:r>
+        <w:br/>
+      </w:r>
+      <w:r>
+        <w:rPr>
+          <w:rStyle w:val="ExtensionTok"/>
+        </w:rPr>
+        <w:t xml:space="preserve">php</w:t>
+      </w:r>
+      <w:r>
+        <w:rPr>
+          <w:rStyle w:val="NormalTok"/>
+        </w:rPr>
+        <w:t xml:space="preserve"> artisan config:clear</w:t>
+      </w:r>
+      <w:r>
+        <w:br/>
+      </w:r>
+      <w:r>
+        <w:rPr>
+          <w:rStyle w:val="ExtensionTok"/>
+        </w:rPr>
+        <w:t xml:space="preserve">php</w:t>
+      </w:r>
+      <w:r>
+        <w:rPr>
+          <w:rStyle w:val="NormalTok"/>
+        </w:rPr>
+        <w:t xml:space="preserve"> artisan route:clear</w:t>
+      </w:r>
+      <w:r>
+        <w:br/>
+      </w:r>
+      <w:r>
+        <w:rPr>
+          <w:rStyle w:val="ExtensionTok"/>
+        </w:rPr>
+        <w:t xml:space="preserve">php</w:t>
+      </w:r>
+      <w:r>
+        <w:rPr>
+          <w:rStyle w:val="NormalTok"/>
+        </w:rPr>
+        <w:t xml:space="preserve"> artisan cache:clear</w:t>
+      </w:r>
+      <w:r>
+        <w:br/>
+      </w:r>
+      <w:r>
+        <w:br/>
+      </w:r>
+      <w:r>
+        <w:rPr>
+          <w:rStyle w:val="CommentTok"/>
+        </w:rPr>
+        <w:t xml:space="preserve">## 5) (ถ้าใช้ supervisor / queue worker / scheduler) restart</w:t>
+      </w:r>
+      <w:r>
+        <w:br/>
+      </w:r>
+      <w:r>
+        <w:rPr>
+          <w:rStyle w:val="FunctionTok"/>
+        </w:rPr>
+        <w:t xml:space="preserve">sudo</w:t>
+      </w:r>
+      <w:r>
+        <w:rPr>
+          <w:rStyle w:val="NormalTok"/>
+        </w:rPr>
+        <w:t xml:space="preserve"> supervisorctl restart all</w:t>
+      </w:r>
+    </w:p>
+    <w:bookmarkEnd w:id="62"/>
+    <w:bookmarkStart w:id="63" w:name="ตรวจหลง-deploy"/>
+    <w:p>
+      <w:pPr>
+        <w:pStyle w:val="Heading3"/>
+      </w:pPr>
+      <w:r>
+        <w:t xml:space="preserve">ตรวจหลัง Deploy</w:t>
+      </w:r>
+    </w:p>
+    <w:p>
+      <w:pPr>
+        <w:pStyle w:val="SourceCode"/>
+      </w:pPr>
+      <w:r>
+        <w:rPr>
+          <w:rStyle w:val="CommentTok"/>
+        </w:rPr>
+        <w:t xml:space="preserve">## A) ตรวจ migrations ขึ้นครบ</w:t>
+      </w:r>
+      <w:r>
+        <w:br/>
+      </w:r>
+      <w:r>
+        <w:rPr>
+          <w:rStyle w:val="ExtensionTok"/>
+        </w:rPr>
+        <w:t xml:space="preserve">php</w:t>
+      </w:r>
+      <w:r>
+        <w:rPr>
+          <w:rStyle w:val="NormalTok"/>
+        </w:rPr>
+        <w:t xml:space="preserve"> artisan migrate:status </w:t>
+      </w:r>
+      <w:r>
+        <w:rPr>
+          <w:rStyle w:val="KeywordTok"/>
+        </w:rPr>
+        <w:t xml:space="preserve">|</w:t>
+      </w:r>
+      <w:r>
+        <w:rPr>
+          <w:rStyle w:val="NormalTok"/>
+        </w:rPr>
+        <w:t xml:space="preserve"> </w:t>
+      </w:r>
+      <w:r>
+        <w:rPr>
+          <w:rStyle w:val="FunctionTok"/>
+        </w:rPr>
+        <w:t xml:space="preserve">grep</w:t>
+      </w:r>
+      <w:r>
+        <w:rPr>
+          <w:rStyle w:val="NormalTok"/>
+        </w:rPr>
+        <w:t xml:space="preserve"> </w:t>
+      </w:r>
+      <w:r>
+        <w:rPr>
+          <w:rStyle w:val="AttributeTok"/>
+        </w:rPr>
+        <w:t xml:space="preserve">-E</w:t>
+      </w:r>
+      <w:r>
+        <w:rPr>
+          <w:rStyle w:val="NormalTok"/>
+        </w:rPr>
+        <w:t xml:space="preserve"> </w:t>
+      </w:r>
+      <w:r>
+        <w:rPr>
+          <w:rStyle w:val="StringTok"/>
+        </w:rPr>
+        <w:t xml:space="preserve">"notification_repeats|booking_reminder|order_driver_dispatches"</w:t>
+      </w:r>
+      <w:r>
+        <w:br/>
+      </w:r>
+      <w:r>
+        <w:br/>
+      </w:r>
+      <w:r>
+        <w:rPr>
+          <w:rStyle w:val="CommentTok"/>
+        </w:rPr>
+        <w:t xml:space="preserve">## B) ตรวจ command ขึ้น</w:t>
+      </w:r>
+      <w:r>
+        <w:br/>
+      </w:r>
+      <w:r>
+        <w:rPr>
+          <w:rStyle w:val="ExtensionTok"/>
+        </w:rPr>
+        <w:t xml:space="preserve">php</w:t>
+      </w:r>
+      <w:r>
+        <w:rPr>
+          <w:rStyle w:val="NormalTok"/>
+        </w:rPr>
+        <w:t xml:space="preserve"> artisan list </w:t>
+      </w:r>
+      <w:r>
+        <w:rPr>
+          <w:rStyle w:val="KeywordTok"/>
+        </w:rPr>
+        <w:t xml:space="preserve">|</w:t>
+      </w:r>
+      <w:r>
+        <w:rPr>
+          <w:rStyle w:val="NormalTok"/>
+        </w:rPr>
+        <w:t xml:space="preserve"> </w:t>
+      </w:r>
+      <w:r>
+        <w:rPr>
+          <w:rStyle w:val="FunctionTok"/>
+        </w:rPr>
+        <w:t xml:space="preserve">grep</w:t>
+      </w:r>
+      <w:r>
+        <w:rPr>
+          <w:rStyle w:val="NormalTok"/>
+        </w:rPr>
+        <w:t xml:space="preserve"> </w:t>
+      </w:r>
+      <w:r>
+        <w:rPr>
+          <w:rStyle w:val="AttributeTok"/>
+        </w:rPr>
+        <w:t xml:space="preserve">-E</w:t>
+      </w:r>
+      <w:r>
+        <w:rPr>
+          <w:rStyle w:val="NormalTok"/>
+        </w:rPr>
+        <w:t xml:space="preserve"> </w:t>
+      </w:r>
+      <w:r>
+        <w:rPr>
+          <w:rStyle w:val="StringTok"/>
+        </w:rPr>
+        <w:t xml:space="preserve">"notifications:repeat-unread|bookings:remind-upcoming"</w:t>
+      </w:r>
+      <w:r>
+        <w:br/>
+      </w:r>
+      <w:r>
+        <w:br/>
+      </w:r>
+      <w:r>
+        <w:rPr>
+          <w:rStyle w:val="CommentTok"/>
+        </w:rPr>
+        <w:t xml:space="preserve">## C) Smoke test ครั้งเดียว</w:t>
+      </w:r>
+      <w:r>
+        <w:br/>
+      </w:r>
+      <w:r>
+        <w:rPr>
+          <w:rStyle w:val="ExtensionTok"/>
+        </w:rPr>
+        <w:t xml:space="preserve">php</w:t>
+      </w:r>
+      <w:r>
+        <w:rPr>
+          <w:rStyle w:val="NormalTok"/>
+        </w:rPr>
+        <w:t xml:space="preserve"> artisan notifications:repeat-unread </w:t>
+      </w:r>
+      <w:r>
+        <w:rPr>
+          <w:rStyle w:val="AttributeTok"/>
+        </w:rPr>
+        <w:t xml:space="preserve">--once</w:t>
+      </w:r>
+      <w:r>
+        <w:rPr>
+          <w:rStyle w:val="NormalTok"/>
+        </w:rPr>
+        <w:t xml:space="preserve"> </w:t>
+      </w:r>
+      <w:r>
+        <w:rPr>
+          <w:rStyle w:val="AttributeTok"/>
+        </w:rPr>
+        <w:t xml:space="preserve">--limit</w:t>
+      </w:r>
+      <w:r>
+        <w:rPr>
+          <w:rStyle w:val="OperatorTok"/>
+        </w:rPr>
+        <w:t xml:space="preserve">=</w:t>
+      </w:r>
+      <w:r>
+        <w:rPr>
+          <w:rStyle w:val="NormalTok"/>
+        </w:rPr>
+        <w:t xml:space="preserve">10</w:t>
+      </w:r>
+      <w:r>
+        <w:br/>
+      </w:r>
+      <w:r>
+        <w:rPr>
+          <w:rStyle w:val="ExtensionTok"/>
+        </w:rPr>
+        <w:t xml:space="preserve">php</w:t>
+      </w:r>
+      <w:r>
+        <w:rPr>
+          <w:rStyle w:val="NormalTok"/>
+        </w:rPr>
+        <w:t xml:space="preserve"> artisan bookings:remind-upcoming </w:t>
+      </w:r>
+      <w:r>
+        <w:rPr>
+          <w:rStyle w:val="AttributeTok"/>
+        </w:rPr>
+        <w:t xml:space="preserve">--dry-run</w:t>
+      </w:r>
+    </w:p>
+    <w:p>
+      <w:pPr>
+        <w:pStyle w:val="FirstParagraph"/>
+      </w:pPr>
+      <w:r>
+        <w:t xml:space="preserve">ผลที่คาดหวัง:</w:t>
+      </w:r>
+    </w:p>
+    <w:p>
+      <w:pPr>
+        <w:pStyle w:val="SourceCode"/>
+      </w:pPr>
+      <w:r>
+        <w:rPr>
+          <w:rStyle w:val="VerbatimChar"/>
+        </w:rPr>
+        <w:t xml:space="preserve">Firebase initialized with service account file</w:t>
+      </w:r>
+      <w:r>
+        <w:br/>
+      </w:r>
+      <w:r>
+        <w:rPr>
+          <w:rStyle w:val="VerbatimChar"/>
+        </w:rPr>
+        <w:t xml:space="preserve">[2026-05-07 22:16:04] resend=0 reassign=0</w:t>
+      </w:r>
+    </w:p>
+    <w:p>
+      <w:r>
+        <w:pict>
+          <v:rect style="width:0;height:1.5pt" o:hralign="center" o:hrstd="t" o:hr="t"/>
+        </w:pict>
+      </w:r>
+    </w:p>
+    <w:bookmarkEnd w:id="63"/>
+    <w:bookmarkStart w:id="64" w:name="การทำงานของ-background-jobs"/>
+    <w:p>
+      <w:pPr>
+        <w:pStyle w:val="Heading3"/>
+      </w:pPr>
+      <w:r>
+        <w:t xml:space="preserve">6. การทำงานของ Background Jobs</w:t>
+      </w:r>
+    </w:p>
+    <w:bookmarkEnd w:id="64"/>
+    <w:bookmarkStart w:id="65" w:name="notificationsrepeat-unread-every-minute"/>
+    <w:p>
+      <w:pPr>
+        <w:pStyle w:val="Heading3"/>
+      </w:pPr>
+      <w:r>
+        <w:t xml:space="preserve">6.1</w:t>
+      </w:r>
+      <w:r>
+        <w:t xml:space="preserve"> </w:t>
+      </w:r>
+      <w:r>
+        <w:rPr>
+          <w:rStyle w:val="VerbatimChar"/>
+        </w:rPr>
+        <w:t xml:space="preserve">notifications:repeat-unread</w:t>
+      </w:r>
+      <w:r>
+        <w:t xml:space="preserve"> </w:t>
+      </w:r>
+      <w:r>
+        <w:t xml:space="preserve">(every minute)</w:t>
+      </w:r>
+    </w:p>
+    <w:tbl>
+      <w:tblPr>
+        <w:tblStyle w:val="Table"/>
+        <w:tblW w:type="auto" w:w="0"/>
+        <w:tblLook w:firstRow="1" w:lastRow="0" w:firstColumn="0" w:lastColumn="0" w:noHBand="0" w:noVBand="0" w:val="0020"/>
+      </w:tblPr>
+      <w:tblGrid>
+        <w:gridCol w:w="2640"/>
+        <w:gridCol w:w="2640"/>
+        <w:gridCol w:w="2640"/>
+      </w:tblGrid>
+      <w:tr>
+        <w:trPr>
+          <w:tblHeader w:val="on"/>
+        </w:trPr>
+        <w:tc>
+          <w:tcPr/>
+          <w:p>
+            <w:pPr>
+              <w:pStyle w:val="Compact"/>
+            </w:pPr>
+            <w:r>
+              <w:t xml:space="preserve">รอบ</w:t>
+            </w:r>
+          </w:p>
+        </w:tc>
+        <w:tc>
+          <w:tcPr/>
+          <w:p>
+            <w:pPr>
+              <w:pStyle w:val="Compact"/>
+            </w:pPr>
+            <w:r>
+              <w:t xml:space="preserve">เวลา (วินาทีที่)</w:t>
+            </w:r>
+          </w:p>
+        </w:tc>
+        <w:tc>
+          <w:tcPr/>
+          <w:p>
+            <w:pPr>
+              <w:pStyle w:val="Compact"/>
+            </w:pPr>
+            <w:r>
+              <w:t xml:space="preserve">งานที่ทำ</w:t>
+            </w:r>
+          </w:p>
+        </w:tc>
+      </w:tr>
+      <w:tr>
+        <w:tc>
+          <w:tcPr/>
+          <w:p>
+            <w:pPr>
+              <w:pStyle w:val="Compact"/>
+            </w:pPr>
+            <w:r>
+              <w:t xml:space="preserve">1</w:t>
+            </w:r>
+          </w:p>
+        </w:tc>
+        <w:tc>
+          <w:tcPr/>
+          <w:p>
+            <w:pPr>
+              <w:pStyle w:val="Compact"/>
+            </w:pPr>
+            <w:r>
+              <w:t xml:space="preserve">0</w:t>
+            </w:r>
+          </w:p>
+        </w:tc>
+        <w:tc>
+          <w:tcPr/>
+          <w:p>
+            <w:pPr>
+              <w:pStyle w:val="Compact"/>
+            </w:pPr>
+            <w:r>
+              <w:t xml:space="preserve">resend FCM + sweep dispatch timeout</w:t>
+            </w:r>
+          </w:p>
+        </w:tc>
+      </w:tr>
+      <w:tr>
+        <w:tc>
+          <w:tcPr/>
+          <w:p>
+            <w:pPr>
+              <w:pStyle w:val="Compact"/>
+            </w:pPr>
+            <w:r>
+              <w:t xml:space="preserve">sleep</w:t>
+            </w:r>
+          </w:p>
+        </w:tc>
+        <w:tc>
+          <w:tcPr/>
+          <w:p>
+            <w:pPr>
+              <w:pStyle w:val="Compact"/>
+            </w:pPr>
+            <w:r>
+              <w:t xml:space="preserve">0–30</w:t>
+            </w:r>
+          </w:p>
+        </w:tc>
+        <w:tc>
+          <w:tcPr/>
+          <w:p>
+            <w:pPr>
+              <w:pStyle w:val="Compact"/>
+            </w:pPr>
+            <w:r>
+              <w:t xml:space="preserve">รอ</w:t>
+            </w:r>
+          </w:p>
+        </w:tc>
+      </w:tr>
+      <w:tr>
+        <w:tc>
+          <w:tcPr/>
+          <w:p>
+            <w:pPr>
+              <w:pStyle w:val="Compact"/>
+            </w:pPr>
+            <w:r>
+              <w:t xml:space="preserve">2</w:t>
+            </w:r>
+          </w:p>
+        </w:tc>
+        <w:tc>
+          <w:tcPr/>
+          <w:p>
+            <w:pPr>
+              <w:pStyle w:val="Compact"/>
+            </w:pPr>
+            <w:r>
+              <w:t xml:space="preserve">30</w:t>
+            </w:r>
+          </w:p>
+        </w:tc>
+        <w:tc>
+          <w:tcPr/>
+          <w:p>
+            <w:pPr>
+              <w:pStyle w:val="Compact"/>
+            </w:pPr>
+            <w:r>
+              <w:t xml:space="preserve">resend FCM + sweep dispatch timeout</w:t>
+            </w:r>
+          </w:p>
+        </w:tc>
+      </w:tr>
+    </w:tbl>
+    <w:p>
+      <w:pPr>
+        <w:pStyle w:val="BodyText"/>
+      </w:pPr>
+      <w:r>
+        <w:t xml:space="preserve">ผลคือ resend ได้</w:t>
+      </w:r>
+      <w:r>
+        <w:t xml:space="preserve"> </w:t>
+      </w:r>
+      <w:r>
+        <w:t xml:space="preserve">“ทุก 30 วินาที”</w:t>
+      </w:r>
+      <w:r>
+        <w:t xml:space="preserve"> </w:t>
+      </w:r>
+      <w:r>
+        <w:t xml:space="preserve">ทั้งที่ Laravel scheduler รองรับขั้นต่ำ everyMinute</w:t>
+      </w:r>
+    </w:p>
+    <w:bookmarkEnd w:id="65"/>
+    <w:bookmarkStart w:id="66" w:name="bookingsremind-upcoming-daily-0900"/>
+    <w:p>
+      <w:pPr>
+        <w:pStyle w:val="Heading3"/>
+      </w:pPr>
+      <w:r>
+        <w:t xml:space="preserve">6.2</w:t>
+      </w:r>
+      <w:r>
+        <w:t xml:space="preserve"> </w:t>
+      </w:r>
+      <w:r>
+        <w:rPr>
+          <w:rStyle w:val="VerbatimChar"/>
+        </w:rPr>
+        <w:t xml:space="preserve">bookings:remind-upcoming</w:t>
+      </w:r>
+      <w:r>
+        <w:t xml:space="preserve"> </w:t>
+      </w:r>
+      <w:r>
+        <w:t xml:space="preserve">(daily 09:00)</w:t>
+      </w:r>
+    </w:p>
+    <w:p>
+      <w:pPr>
+        <w:pStyle w:val="Compact"/>
+        <w:numPr>
+          <w:ilvl w:val="0"/>
+          <w:numId w:val="1016"/>
+        </w:numPr>
+      </w:pPr>
+      <w:r>
+        <w:t xml:space="preserve">หา</w:t>
+      </w:r>
+      <w:r>
+        <w:t xml:space="preserve"> </w:t>
+      </w:r>
+      <w:r>
+        <w:rPr>
+          <w:rStyle w:val="VerbatimChar"/>
+        </w:rPr>
+        <w:t xml:space="preserve">MarketTableBooking</w:t>
+      </w:r>
+      <w:r>
+        <w:t xml:space="preserve"> </w:t>
+      </w:r>
+      <w:r>
+        <w:t xml:space="preserve">ที่</w:t>
+      </w:r>
+      <w:r>
+        <w:t xml:space="preserve"> </w:t>
+      </w:r>
+      <w:r>
+        <w:rPr>
+          <w:rStyle w:val="VerbatimChar"/>
+        </w:rPr>
+        <w:t xml:space="preserve">booking_date</w:t>
+      </w:r>
+      <w:r>
+        <w:t xml:space="preserve"> </w:t>
+      </w:r>
+      <w:r>
+        <w:t xml:space="preserve">= วันพรุ่งนี้ -&gt; ส่ง</w:t>
+      </w:r>
+      <w:r>
+        <w:t xml:space="preserve"> </w:t>
+      </w:r>
+      <w:r>
+        <w:rPr>
+          <w:rStyle w:val="VerbatimChar"/>
+        </w:rPr>
+        <w:t xml:space="preserve">day_before</w:t>
+      </w:r>
+    </w:p>
+    <w:p>
+      <w:pPr>
+        <w:pStyle w:val="Compact"/>
+        <w:numPr>
+          <w:ilvl w:val="0"/>
+          <w:numId w:val="1016"/>
+        </w:numPr>
+      </w:pPr>
+      <w:r>
+        <w:t xml:space="preserve">หา</w:t>
+      </w:r>
+      <w:r>
+        <w:t xml:space="preserve"> </w:t>
+      </w:r>
+      <w:r>
+        <w:rPr>
+          <w:rStyle w:val="VerbatimChar"/>
+        </w:rPr>
+        <w:t xml:space="preserve">MarketTableBooking</w:t>
+      </w:r>
+      <w:r>
+        <w:t xml:space="preserve"> </w:t>
+      </w:r>
+      <w:r>
+        <w:t xml:space="preserve">ที่</w:t>
+      </w:r>
+      <w:r>
+        <w:t xml:space="preserve"> </w:t>
+      </w:r>
+      <w:r>
+        <w:rPr>
+          <w:rStyle w:val="VerbatimChar"/>
+        </w:rPr>
+        <w:t xml:space="preserve">booking_date</w:t>
+      </w:r>
+      <w:r>
+        <w:t xml:space="preserve"> </w:t>
+      </w:r>
+      <w:r>
+        <w:t xml:space="preserve">= วันนี้ -&gt; ส่ง</w:t>
+      </w:r>
+      <w:r>
+        <w:t xml:space="preserve"> </w:t>
+      </w:r>
+      <w:r>
+        <w:rPr>
+          <w:rStyle w:val="VerbatimChar"/>
+        </w:rPr>
+        <w:t xml:space="preserve">day_of</w:t>
+      </w:r>
+    </w:p>
+    <w:p>
+      <w:pPr>
+        <w:pStyle w:val="Compact"/>
+        <w:numPr>
+          <w:ilvl w:val="0"/>
+          <w:numId w:val="1016"/>
+        </w:numPr>
+      </w:pPr>
+      <w:r>
+        <w:t xml:space="preserve">ส่งให้ทุก user ที่ผูกกับ market นั้น (</w:t>
+      </w:r>
+      <w:r>
+        <w:rPr>
+          <w:rStyle w:val="VerbatimChar"/>
+        </w:rPr>
+        <w:t xml:space="preserve">user_markets</w:t>
+      </w:r>
+      <w:r>
+        <w:t xml:space="preserve">)</w:t>
+      </w:r>
+    </w:p>
+    <w:p>
+      <w:pPr>
+        <w:pStyle w:val="Compact"/>
+        <w:numPr>
+          <w:ilvl w:val="0"/>
+          <w:numId w:val="1016"/>
+        </w:numPr>
+      </w:pPr>
+      <w:r>
+        <w:t xml:space="preserve">กันส่งซ้ำด้วย unique index บน</w:t>
+      </w:r>
+      <w:r>
+        <w:t xml:space="preserve"> </w:t>
+      </w:r>
+      <w:r>
+        <w:rPr>
+          <w:rStyle w:val="VerbatimChar"/>
+        </w:rPr>
+        <w:t xml:space="preserve">booking_reminder_logs</w:t>
+      </w:r>
+    </w:p>
+    <w:p>
+      <w:r>
+        <w:pict>
+          <v:rect style="width:0;height:1.5pt" o:hralign="center" o:hrstd="t" o:hr="t"/>
+        </w:pict>
+      </w:r>
+    </w:p>
+    <w:bookmarkEnd w:id="66"/>
+    <w:bookmarkStart w:id="67" w:name="per-kind-defaults-resend-policy"/>
+    <w:p>
+      <w:pPr>
+        <w:pStyle w:val="Heading3"/>
+      </w:pPr>
+      <w:r>
+        <w:t xml:space="preserve">7. Per-kind Defaults (Resend Policy)</w:t>
+      </w:r>
+    </w:p>
+    <w:tbl>
+      <w:tblPr>
+        <w:tblStyle w:val="Table"/>
+        <w:tblW w:type="auto" w:w="0"/>
+        <w:tblLook w:firstRow="1" w:lastRow="0" w:firstColumn="0" w:lastColumn="0" w:noHBand="0" w:noVBand="0" w:val="0020"/>
+      </w:tblPr>
+      <w:tblGrid>
+        <w:gridCol w:w="1980"/>
+        <w:gridCol w:w="1980"/>
+        <w:gridCol w:w="1980"/>
+        <w:gridCol w:w="1980"/>
+      </w:tblGrid>
+      <w:tr>
+        <w:trPr>
+          <w:tblHeader w:val="on"/>
+        </w:trPr>
+        <w:tc>
+          <w:tcPr/>
+          <w:p>
+            <w:pPr>
+              <w:pStyle w:val="Compact"/>
+            </w:pPr>
+            <w:r>
+              <w:t xml:space="preserve">kind</w:t>
+            </w:r>
+          </w:p>
+        </w:tc>
+        <w:tc>
+          <w:tcPr/>
+          <w:p>
+            <w:pPr>
+              <w:pStyle w:val="Compact"/>
+            </w:pPr>
+            <w:r>
+              <w:t xml:space="preserve">interval</w:t>
+            </w:r>
+          </w:p>
+        </w:tc>
+        <w:tc>
+          <w:tcPr/>
+          <w:p>
+            <w:pPr>
+              <w:pStyle w:val="Compact"/>
+            </w:pPr>
+            <w:r>
+              <w:t xml:space="preserve">max_attempts</w:t>
+            </w:r>
+          </w:p>
+        </w:tc>
+        <w:tc>
+          <w:tcPr/>
+          <w:p>
+            <w:pPr>
+              <w:pStyle w:val="Compact"/>
+            </w:pPr>
+            <w:r>
+              <w:t xml:space="preserve">รวมเวลา</w:t>
+            </w:r>
+          </w:p>
+        </w:tc>
+      </w:tr>
+      <w:tr>
+        <w:tc>
+          <w:tcPr/>
+          <w:p>
+            <w:pPr>
+              <w:pStyle w:val="Compact"/>
+            </w:pPr>
+            <w:r>
+              <w:rPr>
+                <w:rStyle w:val="VerbatimChar"/>
+              </w:rPr>
+              <w:t xml:space="preserve">new_order_dinein</w:t>
+            </w:r>
+          </w:p>
+        </w:tc>
+        <w:tc>
+          <w:tcPr/>
+          <w:p>
+            <w:pPr>
+              <w:pStyle w:val="Compact"/>
+            </w:pPr>
+            <w:r>
+              <w:t xml:space="preserve">30s</w:t>
+            </w:r>
+          </w:p>
+        </w:tc>
+        <w:tc>
+          <w:tcPr/>
+          <w:p>
+            <w:pPr>
+              <w:pStyle w:val="Compact"/>
+            </w:pPr>
+            <w:r>
+              <w:t xml:space="preserve">20</w:t>
+            </w:r>
+          </w:p>
+        </w:tc>
+        <w:tc>
+          <w:tcPr/>
+          <w:p>
+            <w:pPr>
+              <w:pStyle w:val="Compact"/>
+            </w:pPr>
+            <w:r>
+              <w:t xml:space="preserve">~10 นาที</w:t>
+            </w:r>
+          </w:p>
+        </w:tc>
+      </w:tr>
+      <w:tr>
+        <w:tc>
+          <w:tcPr/>
+          <w:p>
+            <w:pPr>
+              <w:pStyle w:val="Compact"/>
+            </w:pPr>
+            <w:r>
+              <w:rPr>
+                <w:rStyle w:val="VerbatimChar"/>
+              </w:rPr>
+              <w:t xml:space="preserve">new_order_pickup</w:t>
+            </w:r>
+          </w:p>
+        </w:tc>
+        <w:tc>
+          <w:tcPr/>
+          <w:p>
+            <w:pPr>
+              <w:pStyle w:val="Compact"/>
+            </w:pPr>
+            <w:r>
+              <w:t xml:space="preserve">30s</w:t>
+            </w:r>
+          </w:p>
+        </w:tc>
+        <w:tc>
+          <w:tcPr/>
+          <w:p>
+            <w:pPr>
+              <w:pStyle w:val="Compact"/>
+            </w:pPr>
+            <w:r>
+              <w:t xml:space="preserve">20</w:t>
+            </w:r>
+          </w:p>
+        </w:tc>
+        <w:tc>
+          <w:tcPr/>
+          <w:p>
+            <w:pPr>
+              <w:pStyle w:val="Compact"/>
+            </w:pPr>
+            <w:r>
+              <w:t xml:space="preserve">~10 นาที</w:t>
+            </w:r>
+          </w:p>
+        </w:tc>
+      </w:tr>
+      <w:tr>
+        <w:tc>
+          <w:tcPr/>
+          <w:p>
+            <w:pPr>
+              <w:pStyle w:val="Compact"/>
+            </w:pPr>
+            <w:r>
+              <w:rPr>
+                <w:rStyle w:val="VerbatimChar"/>
+              </w:rPr>
+              <w:t xml:space="preserve">new_order_delivery_merchant</w:t>
+            </w:r>
+          </w:p>
+        </w:tc>
+        <w:tc>
+          <w:tcPr/>
+          <w:p>
+            <w:pPr>
+              <w:pStyle w:val="Compact"/>
+            </w:pPr>
+            <w:r>
+              <w:t xml:space="preserve">30s</w:t>
+            </w:r>
+          </w:p>
+        </w:tc>
+        <w:tc>
+          <w:tcPr/>
+          <w:p>
+            <w:pPr>
+              <w:pStyle w:val="Compact"/>
+            </w:pPr>
+            <w:r>
+              <w:t xml:space="preserve">20</w:t>
+            </w:r>
+          </w:p>
+        </w:tc>
+        <w:tc>
+          <w:tcPr/>
+          <w:p>
+            <w:pPr>
+              <w:pStyle w:val="Compact"/>
+            </w:pPr>
+            <w:r>
+              <w:t xml:space="preserve">~10 นาที</w:t>
+            </w:r>
+          </w:p>
+        </w:tc>
+      </w:tr>
+      <w:tr>
+        <w:tc>
+          <w:tcPr/>
+          <w:p>
+            <w:pPr>
+              <w:pStyle w:val="Compact"/>
+            </w:pPr>
+            <w:r>
+              <w:rPr>
+                <w:rStyle w:val="VerbatimChar"/>
+              </w:rPr>
+              <w:t xml:space="preserve">assigned_order_rider</w:t>
+            </w:r>
+          </w:p>
+        </w:tc>
+        <w:tc>
+          <w:tcPr/>
+          <w:p>
+            <w:pPr>
+              <w:pStyle w:val="Compact"/>
+            </w:pPr>
+            <w:r>
+              <w:t xml:space="preserve">30s</w:t>
+            </w:r>
+          </w:p>
+        </w:tc>
+        <w:tc>
+          <w:tcPr/>
+          <w:p>
+            <w:pPr>
+              <w:pStyle w:val="Compact"/>
+            </w:pPr>
+            <w:r>
+              <w:t xml:space="preserve">6</w:t>
+            </w:r>
+          </w:p>
+        </w:tc>
+        <w:tc>
+          <w:tcPr/>
+          <w:p>
+            <w:pPr>
+              <w:pStyle w:val="Compact"/>
+            </w:pPr>
+            <w:r>
+              <w:t xml:space="preserve">~3 นาที (= dispatch timeout 180s)</w:t>
+            </w:r>
+          </w:p>
+        </w:tc>
+      </w:tr>
+      <w:tr>
+        <w:tc>
+          <w:tcPr/>
+          <w:p>
+            <w:pPr>
+              <w:pStyle w:val="Compact"/>
+            </w:pPr>
+            <w:r>
+              <w:rPr>
+                <w:rStyle w:val="VerbatimChar"/>
+              </w:rPr>
+              <w:t xml:space="preserve">hotel_booking</w:t>
+            </w:r>
+          </w:p>
+        </w:tc>
+        <w:tc>
+          <w:tcPr/>
+          <w:p>
+            <w:pPr>
+              <w:pStyle w:val="Compact"/>
+            </w:pPr>
+            <w:r>
+              <w:t xml:space="preserve">30s</w:t>
+            </w:r>
+          </w:p>
+        </w:tc>
+        <w:tc>
+          <w:tcPr/>
+          <w:p>
+            <w:pPr>
+              <w:pStyle w:val="Compact"/>
+            </w:pPr>
+            <w:r>
+              <w:t xml:space="preserve">30</w:t>
+            </w:r>
+          </w:p>
+        </w:tc>
+        <w:tc>
+          <w:tcPr/>
+          <w:p>
+            <w:pPr>
+              <w:pStyle w:val="Compact"/>
+            </w:pPr>
+            <w:r>
+              <w:t xml:space="preserve">~15 นาที</w:t>
+            </w:r>
+          </w:p>
+        </w:tc>
+      </w:tr>
+      <w:tr>
+        <w:tc>
+          <w:tcPr/>
+          <w:p>
+            <w:pPr>
+              <w:pStyle w:val="Compact"/>
+            </w:pPr>
+            <w:r>
+              <w:rPr>
+                <w:rStyle w:val="VerbatimChar"/>
+              </w:rPr>
+              <w:t xml:space="preserve">service_booking</w:t>
+            </w:r>
+          </w:p>
+        </w:tc>
+        <w:tc>
+          <w:tcPr/>
+          <w:p>
+            <w:pPr>
+              <w:pStyle w:val="Compact"/>
+            </w:pPr>
+            <w:r>
+              <w:t xml:space="preserve">30s</w:t>
+            </w:r>
+          </w:p>
+        </w:tc>
+        <w:tc>
+          <w:tcPr/>
+          <w:p>
+            <w:pPr>
+              <w:pStyle w:val="Compact"/>
+            </w:pPr>
+            <w:r>
+              <w:t xml:space="preserve">30</w:t>
+            </w:r>
+          </w:p>
+        </w:tc>
+        <w:tc>
+          <w:tcPr/>
+          <w:p>
+            <w:pPr>
+              <w:pStyle w:val="Compact"/>
+            </w:pPr>
+            <w:r>
+              <w:t xml:space="preserve">~15 นาที</w:t>
+            </w:r>
+          </w:p>
+        </w:tc>
+      </w:tr>
+      <w:tr>
+        <w:tc>
+          <w:tcPr/>
+          <w:p>
+            <w:pPr>
+              <w:pStyle w:val="Compact"/>
+            </w:pPr>
+            <w:r>
+              <w:rPr>
+                <w:rStyle w:val="VerbatimChar"/>
+              </w:rPr>
+              <w:t xml:space="preserve">field3_order</w:t>
+            </w:r>
+          </w:p>
+        </w:tc>
+        <w:tc>
+          <w:tcPr/>
+          <w:p>
+            <w:pPr>
+              <w:pStyle w:val="Compact"/>
+            </w:pPr>
+            <w:r>
+              <w:t xml:space="preserve">30s</w:t>
+            </w:r>
+          </w:p>
+        </w:tc>
+        <w:tc>
+          <w:tcPr/>
+          <w:p>
+            <w:pPr>
+              <w:pStyle w:val="Compact"/>
+            </w:pPr>
+            <w:r>
+              <w:t xml:space="preserve">20</w:t>
+            </w:r>
+          </w:p>
+        </w:tc>
+        <w:tc>
+          <w:tcPr/>
+          <w:p>
+            <w:pPr>
+              <w:pStyle w:val="Compact"/>
+            </w:pPr>
+            <w:r>
+              <w:t xml:space="preserve">~10 นาที</w:t>
+            </w:r>
+          </w:p>
+        </w:tc>
+      </w:tr>
+      <w:tr>
+        <w:tc>
+          <w:tcPr/>
+          <w:p>
+            <w:pPr>
+              <w:pStyle w:val="Compact"/>
+            </w:pPr>
+            <w:r>
+              <w:rPr>
+                <w:rStyle w:val="VerbatimChar"/>
+              </w:rPr>
+              <w:t xml:space="preserve">field45_order</w:t>
+            </w:r>
+          </w:p>
+        </w:tc>
+        <w:tc>
+          <w:tcPr/>
+          <w:p>
+            <w:pPr>
+              <w:pStyle w:val="Compact"/>
+            </w:pPr>
+            <w:r>
+              <w:t xml:space="preserve">30s</w:t>
+            </w:r>
+          </w:p>
+        </w:tc>
+        <w:tc>
+          <w:tcPr/>
+          <w:p>
+            <w:pPr>
+              <w:pStyle w:val="Compact"/>
+            </w:pPr>
+            <w:r>
+              <w:t xml:space="preserve">20</w:t>
+            </w:r>
+          </w:p>
+        </w:tc>
+        <w:tc>
+          <w:tcPr/>
+          <w:p>
+            <w:pPr>
+              <w:pStyle w:val="Compact"/>
+            </w:pPr>
+            <w:r>
+              <w:t xml:space="preserve">~10 นาที</w:t>
+            </w:r>
+          </w:p>
+        </w:tc>
+      </w:tr>
+    </w:tbl>
+    <w:p>
+      <w:pPr>
+        <w:pStyle w:val="BodyText"/>
+      </w:pPr>
+      <w:r>
+        <w:t xml:space="preserve">ปรับได้ที่</w:t>
+      </w:r>
+      <w:r>
+        <w:t xml:space="preserve"> </w:t>
+      </w:r>
+      <w:r>
+        <w:rPr>
+          <w:rStyle w:val="VerbatimChar"/>
+        </w:rPr>
+        <w:t xml:space="preserve">App\Services\NotificationRepeatService::kindDefaults()</w:t>
+      </w:r>
+    </w:p>
+    <w:p>
+      <w:r>
+        <w:pict>
+          <v:rect style="width:0;height:1.5pt" o:hralign="center" o:hrstd="t" o:hr="t"/>
+        </w:pict>
+      </w:r>
+    </w:p>
+    <w:bookmarkEnd w:id="67"/>
+    <w:bookmarkStart w:id="68" w:name="stop-conditions-เมอไหรหยดสงซำ"/>
+    <w:p>
+      <w:pPr>
+        <w:pStyle w:val="Heading3"/>
+      </w:pPr>
+      <w:r>
+        <w:t xml:space="preserve">8. Stop Conditions (เมื่อไหร่หยุดส่งซ้ำ)</w:t>
+      </w:r>
+    </w:p>
+    <w:tbl>
+      <w:tblPr>
+        <w:tblStyle w:val="Table"/>
+        <w:tblW w:type="pct" w:w="5000"/>
+        <w:tblLayout w:type="fixed"/>
+        <w:tblLook w:firstRow="1" w:lastRow="0" w:firstColumn="0" w:lastColumn="0" w:noHBand="0" w:noVBand="0" w:val="0020"/>
+      </w:tblPr>
+      <w:tblGrid>
+        <w:gridCol w:w="2640"/>
+        <w:gridCol w:w="2640"/>
+        <w:gridCol w:w="2640"/>
+      </w:tblGrid>
+      <w:tr>
+        <w:trPr>
+          <w:tblHeader w:val="on"/>
+        </w:trPr>
+        <w:tc>
+          <w:tcPr/>
+          <w:p>
+            <w:pPr>
+              <w:pStyle w:val="Compact"/>
+            </w:pPr>
+            <w:r>
+              <w:t xml:space="preserve">สถานการณ์</w:t>
+            </w:r>
+          </w:p>
+        </w:tc>
+        <w:tc>
+          <w:tcPr/>
+          <w:p>
+            <w:pPr>
+              <w:pStyle w:val="Compact"/>
+            </w:pPr>
+            <w:r>
+              <w:t xml:space="preserve">ตำแหน่งใน code</w:t>
+            </w:r>
+          </w:p>
+        </w:tc>
+        <w:tc>
+          <w:tcPr/>
+          <w:p>
+            <w:pPr>
+              <w:pStyle w:val="Compact"/>
+            </w:pPr>
+            <w:r>
+              <w:t xml:space="preserve">reason</w:t>
+            </w:r>
+          </w:p>
+        </w:tc>
+      </w:tr>
+      <w:tr>
+        <w:tc>
+          <w:tcPr/>
+          <w:p>
+            <w:pPr>
+              <w:pStyle w:val="Compact"/>
+            </w:pPr>
+            <w:r>
+              <w:t xml:space="preserve">User อ่าน notification</w:t>
+            </w:r>
+          </w:p>
+        </w:tc>
+        <w:tc>
+          <w:tcPr/>
+          <w:p>
+            <w:pPr>
+              <w:pStyle w:val="Compact"/>
+            </w:pPr>
+            <w:r>
+              <w:rPr>
+                <w:rStyle w:val="VerbatimChar"/>
+              </w:rPr>
+              <w:t xml:space="preserve">NotificationAPIController@update</w:t>
+            </w:r>
+            <w:r>
+              <w:t xml:space="preserve"> </w:t>
+            </w:r>
+            <w:r>
+              <w:t xml:space="preserve">(read_at)</w:t>
+            </w:r>
+          </w:p>
+        </w:tc>
+        <w:tc>
+          <w:tcPr/>
+          <w:p>
+            <w:pPr>
+              <w:pStyle w:val="Compact"/>
+            </w:pPr>
+            <w:r>
+              <w:rPr>
+                <w:rStyle w:val="VerbatimChar"/>
+              </w:rPr>
+              <w:t xml:space="preserve">read</w:t>
+            </w:r>
+          </w:p>
+        </w:tc>
+      </w:tr>
+      <w:tr>
+        <w:tc>
+          <w:tcPr/>
+          <w:p>
+            <w:pPr>
+              <w:pStyle w:val="Compact"/>
+            </w:pPr>
+            <w:r>
+              <w:t xml:space="preserve">ร้านรับ order (เปลี่ยน status)</w:t>
+            </w:r>
+          </w:p>
+        </w:tc>
+        <w:tc>
+          <w:tcPr/>
+          <w:p>
+            <w:pPr>
+              <w:pStyle w:val="Compact"/>
+            </w:pPr>
+            <w:r>
+              <w:rPr>
+                <w:rStyle w:val="VerbatimChar"/>
+              </w:rPr>
+              <w:t xml:space="preserve">OrderAPIController@update</w:t>
+            </w:r>
+          </w:p>
+        </w:tc>
+        <w:tc>
+          <w:tcPr/>
+          <w:p>
+            <w:pPr>
+              <w:pStyle w:val="Compact"/>
+            </w:pPr>
+            <w:r>
+              <w:rPr>
+                <w:rStyle w:val="VerbatimChar"/>
+              </w:rPr>
+              <w:t xml:space="preserve">accepted_by_merchant</w:t>
+            </w:r>
+          </w:p>
+        </w:tc>
+      </w:tr>
+      <w:tr>
+        <w:tc>
+          <w:tcPr/>
+          <w:p>
+            <w:pPr>
+              <w:pStyle w:val="Compact"/>
+            </w:pPr>
+            <w:r>
+              <w:t xml:space="preserve">ไรเดอร์กด accept</w:t>
+            </w:r>
+          </w:p>
+        </w:tc>
+        <w:tc>
+          <w:tcPr/>
+          <w:p>
+            <w:pPr>
+              <w:pStyle w:val="Compact"/>
+            </w:pPr>
+            <w:r>
+              <w:rPr>
+                <w:rStyle w:val="VerbatimChar"/>
+              </w:rPr>
+              <w:t xml:space="preserve">OrderAPIController@acceptDriverDispatch</w:t>
+            </w:r>
+          </w:p>
+        </w:tc>
+        <w:tc>
+          <w:tcPr/>
+          <w:p>
+            <w:pPr>
+              <w:pStyle w:val="Compact"/>
+            </w:pPr>
+            <w:r>
+              <w:rPr>
+                <w:rStyle w:val="VerbatimChar"/>
+              </w:rPr>
+              <w:t xml:space="preserve">driver_accepted</w:t>
+            </w:r>
+          </w:p>
+        </w:tc>
+      </w:tr>
+      <w:tr>
+        <w:tc>
+          <w:tcPr/>
+          <w:p>
+            <w:pPr>
+              <w:pStyle w:val="Compact"/>
+            </w:pPr>
+            <w:r>
+              <w:t xml:space="preserve">ไรเดอร์กด reject</w:t>
+            </w:r>
+          </w:p>
+        </w:tc>
+        <w:tc>
+          <w:tcPr/>
+          <w:p>
+            <w:pPr>
+              <w:pStyle w:val="Compact"/>
+            </w:pPr>
+            <w:r>
+              <w:rPr>
+                <w:rStyle w:val="VerbatimChar"/>
+              </w:rPr>
+              <w:t xml:space="preserve">OrderAPIController@rejectDriverDispatch</w:t>
+            </w:r>
+          </w:p>
+        </w:tc>
+        <w:tc>
+          <w:tcPr/>
+          <w:p>
+            <w:pPr>
+              <w:pStyle w:val="Compact"/>
+            </w:pPr>
+            <w:r>
+              <w:rPr>
+                <w:rStyle w:val="VerbatimChar"/>
+              </w:rPr>
+              <w:t xml:space="preserve">driver_rejected</w:t>
+            </w:r>
+          </w:p>
+        </w:tc>
+      </w:tr>
+      <w:tr>
+        <w:tc>
+          <w:tcPr/>
+          <w:p>
+            <w:pPr>
+              <w:pStyle w:val="Compact"/>
+            </w:pPr>
+            <w:r>
+              <w:t xml:space="preserve">Dispatch หมดเวลา 180s</w:t>
+            </w:r>
+          </w:p>
+        </w:tc>
+        <w:tc>
+          <w:tcPr/>
+          <w:p>
+            <w:pPr>
+              <w:pStyle w:val="Compact"/>
+            </w:pPr>
+            <w:r>
+              <w:rPr>
+                <w:rStyle w:val="VerbatimChar"/>
+              </w:rPr>
+              <w:t xml:space="preserve">OrderDriverReassigner::reassignByTimeout</w:t>
+            </w:r>
+          </w:p>
+        </w:tc>
+        <w:tc>
+          <w:tcPr/>
+          <w:p>
+            <w:pPr>
+              <w:pStyle w:val="Compact"/>
+            </w:pPr>
+            <w:r>
+              <w:rPr>
+                <w:rStyle w:val="VerbatimChar"/>
+              </w:rPr>
+              <w:t xml:space="preserve">timeout</w:t>
+            </w:r>
+          </w:p>
+        </w:tc>
+      </w:tr>
+      <w:tr>
+        <w:tc>
+          <w:tcPr/>
+          <w:p>
+            <w:pPr>
+              <w:pStyle w:val="Compact"/>
+            </w:pPr>
+            <w:r>
+              <w:t xml:space="preserve">ครบ max_attempts</w:t>
+            </w:r>
+          </w:p>
+        </w:tc>
+        <w:tc>
+          <w:tcPr/>
+          <w:p>
+            <w:pPr>
+              <w:pStyle w:val="Compact"/>
+            </w:pPr>
+            <w:r>
+              <w:t xml:space="preserve">consumer command</w:t>
+            </w:r>
+          </w:p>
+        </w:tc>
+        <w:tc>
+          <w:tcPr/>
+          <w:p>
+            <w:pPr>
+              <w:pStyle w:val="Compact"/>
+            </w:pPr>
+            <w:r>
+              <w:rPr>
+                <w:rStyle w:val="VerbatimChar"/>
+              </w:rPr>
+              <w:t xml:space="preserve">max_attempts</w:t>
+            </w:r>
+          </w:p>
+        </w:tc>
+      </w:tr>
+      <w:tr>
+        <w:tc>
+          <w:tcPr/>
+          <w:p>
+            <w:pPr>
+              <w:pStyle w:val="Compact"/>
+            </w:pPr>
+            <w:r>
+              <w:rPr>
+                <w:rStyle w:val="VerbatimChar"/>
+              </w:rPr>
+              <w:t xml:space="preserve">expires_at</w:t>
+            </w:r>
+            <w:r>
+              <w:t xml:space="preserve"> </w:t>
+            </w:r>
+            <w:r>
+              <w:t xml:space="preserve">หมด</w:t>
+            </w:r>
+          </w:p>
+        </w:tc>
+        <w:tc>
+          <w:tcPr/>
+          <w:p>
+            <w:pPr>
+              <w:pStyle w:val="Compact"/>
+            </w:pPr>
+            <w:r>
+              <w:t xml:space="preserve">consumer command</w:t>
+            </w:r>
+          </w:p>
+        </w:tc>
+        <w:tc>
+          <w:tcPr/>
+          <w:p>
+            <w:pPr>
+              <w:pStyle w:val="Compact"/>
+            </w:pPr>
+            <w:r>
+              <w:rPr>
+                <w:rStyle w:val="VerbatimChar"/>
+              </w:rPr>
+              <w:t xml:space="preserve">expired</w:t>
+            </w:r>
+          </w:p>
+        </w:tc>
+      </w:tr>
+      <w:tr>
+        <w:tc>
+          <w:tcPr/>
+          <w:p>
+            <w:pPr>
+              <w:pStyle w:val="Compact"/>
+            </w:pPr>
+            <w:r>
+              <w:t xml:space="preserve">Order ปิด/ยกเลิก</w:t>
+            </w:r>
+          </w:p>
+        </w:tc>
+        <w:tc>
+          <w:tcPr/>
+          <w:p>
+            <w:pPr>
+              <w:pStyle w:val="Compact"/>
+            </w:pPr>
+            <w:r>
+              <w:rPr>
+                <w:rStyle w:val="VerbatimChar"/>
+              </w:rPr>
+              <w:t xml:space="preserve">stopForOrder()</w:t>
+            </w:r>
+          </w:p>
+        </w:tc>
+        <w:tc>
+          <w:tcPr/>
+          <w:p>
+            <w:pPr>
+              <w:pStyle w:val="Compact"/>
+            </w:pPr>
+            <w:r>
+              <w:rPr>
+                <w:rStyle w:val="VerbatimChar"/>
+              </w:rPr>
+              <w:t xml:space="preserve">accepted_by_merchant</w:t>
+            </w:r>
+            <w:r>
+              <w:t xml:space="preserve"> </w:t>
+            </w:r>
+            <w:r>
+              <w:t xml:space="preserve">(ขยายต่อได้)</w:t>
+            </w:r>
+          </w:p>
+        </w:tc>
+      </w:tr>
+    </w:tbl>
+    <w:p>
+      <w:r>
+        <w:pict>
+          <v:rect style="width:0;height:1.5pt" o:hralign="center" o:hrstd="t" o:hr="t"/>
+        </w:pict>
+      </w:r>
+    </w:p>
+    <w:bookmarkEnd w:id="68"/>
+    <w:bookmarkStart w:id="69" w:name="Xa511b0d4e758fc1ca26c0f287fe5710b4b4d829"/>
+    <w:p>
+      <w:pPr>
+        <w:pStyle w:val="Heading3"/>
+      </w:pPr>
+      <w:r>
+        <w:t xml:space="preserve">9. Acknowledgement Notifications (ที่ลูกค้าจะได้รับเพิ่ม)</w:t>
+      </w:r>
+    </w:p>
+    <w:p>
+      <w:pPr>
+        <w:pStyle w:val="FirstParagraph"/>
+      </w:pPr>
+      <w:r>
+        <w:t xml:space="preserve">ทุก event ส่งเป็น</w:t>
+      </w:r>
+      <w:r>
+        <w:t xml:space="preserve"> </w:t>
+      </w:r>
+      <w:r>
+        <w:rPr>
+          <w:rStyle w:val="VerbatimChar"/>
+        </w:rPr>
+        <w:t xml:space="preserve">database + fcm</w:t>
+      </w:r>
+      <w:r>
+        <w:t xml:space="preserve"> </w:t>
+      </w:r>
+      <w:r>
+        <w:t xml:space="preserve">channel ผ่าน</w:t>
+      </w:r>
+      <w:r>
+        <w:t xml:space="preserve"> </w:t>
+      </w:r>
+      <w:r>
+        <w:rPr>
+          <w:rStyle w:val="VerbatimChar"/>
+        </w:rPr>
+        <w:t xml:space="preserve">CustomerOrderAck</w:t>
+      </w:r>
+      <w:r>
+        <w:t xml:space="preserve">:</w:t>
+      </w:r>
+    </w:p>
+    <w:tbl>
+      <w:tblPr>
+        <w:tblStyle w:val="Table"/>
+        <w:tblW w:type="pct" w:w="5000"/>
+        <w:tblLayout w:type="fixed"/>
+        <w:tblLook w:firstRow="1" w:lastRow="0" w:firstColumn="0" w:lastColumn="0" w:noHBand="0" w:noVBand="0" w:val="0020"/>
+      </w:tblPr>
+      <w:tblGrid>
+        <w:gridCol w:w="2640"/>
+        <w:gridCol w:w="2640"/>
+        <w:gridCol w:w="2640"/>
+      </w:tblGrid>
+      <w:tr>
+        <w:trPr>
+          <w:tblHeader w:val="on"/>
+        </w:trPr>
+        <w:tc>
+          <w:tcPr/>
+          <w:p>
+            <w:pPr>
+              <w:pStyle w:val="Compact"/>
+            </w:pPr>
+            <w:r>
+              <w:t xml:space="preserve">event</w:t>
+            </w:r>
+          </w:p>
+        </w:tc>
+        <w:tc>
+          <w:tcPr/>
+          <w:p>
+            <w:pPr>
+              <w:pStyle w:val="Compact"/>
+            </w:pPr>
+            <w:r>
+              <w:t xml:space="preserve">trigger</w:t>
+            </w:r>
+          </w:p>
+        </w:tc>
+        <w:tc>
+          <w:tcPr/>
+          <w:p>
+            <w:pPr>
+              <w:pStyle w:val="Compact"/>
+            </w:pPr>
+            <w:r>
+              <w:t xml:space="preserve">ตัวอย่างข้อความ</w:t>
+            </w:r>
+          </w:p>
+        </w:tc>
+      </w:tr>
+      <w:tr>
+        <w:tc>
+          <w:tcPr/>
+          <w:p>
+            <w:pPr>
+              <w:pStyle w:val="Compact"/>
+            </w:pPr>
+            <w:r>
+              <w:rPr>
+                <w:rStyle w:val="VerbatimChar"/>
+              </w:rPr>
+              <w:t xml:space="preserve">merchant_seen</w:t>
+            </w:r>
+          </w:p>
+        </w:tc>
+        <w:tc>
+          <w:tcPr/>
+          <w:p>
+            <w:pPr>
+              <w:pStyle w:val="Compact"/>
+            </w:pPr>
+            <w:r>
+              <w:t xml:space="preserve">ร้านอ่าน noti</w:t>
+            </w:r>
+          </w:p>
+        </w:tc>
+        <w:tc>
+          <w:tcPr/>
+          <w:p>
+            <w:pPr>
+              <w:pStyle w:val="Compact"/>
+            </w:pPr>
+            <w:r>
+              <w:t xml:space="preserve">“ร้านค้าเห็นออเดอร์ #123 ของคุณแล้ว”</w:t>
+            </w:r>
+          </w:p>
+        </w:tc>
+      </w:tr>
+      <w:tr>
+        <w:tc>
+          <w:tcPr/>
+          <w:p>
+            <w:pPr>
+              <w:pStyle w:val="Compact"/>
+            </w:pPr>
+            <w:r>
+              <w:rPr>
+                <w:rStyle w:val="VerbatimChar"/>
+              </w:rPr>
+              <w:t xml:space="preserve">merchant_accepted</w:t>
+            </w:r>
+          </w:p>
+        </w:tc>
+        <w:tc>
+          <w:tcPr/>
+          <w:p>
+            <w:pPr>
+              <w:pStyle w:val="Compact"/>
+            </w:pPr>
+            <w:r>
+              <w:t xml:space="preserve">ร้านเปลี่ยน order_status</w:t>
+            </w:r>
+          </w:p>
+        </w:tc>
+        <w:tc>
+          <w:tcPr/>
+          <w:p>
+            <w:pPr>
+              <w:pStyle w:val="Compact"/>
+            </w:pPr>
+            <w:r>
+              <w:t xml:space="preserve">“ร้านค้ารับออเดอร์ #123 และเริ่มเตรียมแล้ว”</w:t>
+            </w:r>
+          </w:p>
+        </w:tc>
+      </w:tr>
+      <w:tr>
+        <w:tc>
+          <w:tcPr/>
+          <w:p>
+            <w:pPr>
+              <w:pStyle w:val="Compact"/>
+            </w:pPr>
+            <w:r>
+              <w:rPr>
+                <w:rStyle w:val="VerbatimChar"/>
+              </w:rPr>
+              <w:t xml:space="preserve">driver_seen</w:t>
+            </w:r>
+          </w:p>
+        </w:tc>
+        <w:tc>
+          <w:tcPr/>
+          <w:p>
+            <w:pPr>
+              <w:pStyle w:val="Compact"/>
+            </w:pPr>
+            <w:r>
+              <w:t xml:space="preserve">ไรเดอร์อ่าน noti</w:t>
+            </w:r>
+          </w:p>
+        </w:tc>
+        <w:tc>
+          <w:tcPr/>
+          <w:p>
+            <w:pPr>
+              <w:pStyle w:val="Compact"/>
+            </w:pPr>
+            <w:r>
+              <w:t xml:space="preserve">“ไรเดอร์เห็นออเดอร์ #123 ของคุณแล้ว”</w:t>
+            </w:r>
+          </w:p>
+        </w:tc>
+      </w:tr>
+      <w:tr>
+        <w:tc>
+          <w:tcPr/>
+          <w:p>
+            <w:pPr>
+              <w:pStyle w:val="Compact"/>
+            </w:pPr>
+            <w:r>
+              <w:rPr>
+                <w:rStyle w:val="VerbatimChar"/>
+              </w:rPr>
+              <w:t xml:space="preserve">driver_accepted</w:t>
+            </w:r>
+          </w:p>
+        </w:tc>
+        <w:tc>
+          <w:tcPr/>
+          <w:p>
+            <w:pPr>
+              <w:pStyle w:val="Compact"/>
+            </w:pPr>
+            <w:r>
+              <w:t xml:space="preserve">ไรเดอร์ accept dispatch</w:t>
+            </w:r>
+          </w:p>
+        </w:tc>
+        <w:tc>
+          <w:tcPr/>
+          <w:p>
+            <w:pPr>
+              <w:pStyle w:val="Compact"/>
+            </w:pPr>
+            <w:r>
+              <w:t xml:space="preserve">“ไรเดอร์ {ชื่อ} กำลังจะไปรับออเดอร์ #123”</w:t>
+            </w:r>
+          </w:p>
+        </w:tc>
+      </w:tr>
+      <w:tr>
+        <w:tc>
+          <w:tcPr/>
+          <w:p>
+            <w:pPr>
+              <w:pStyle w:val="Compact"/>
+            </w:pPr>
+            <w:r>
+              <w:rPr>
+                <w:rStyle w:val="VerbatimChar"/>
+              </w:rPr>
+              <w:t xml:space="preserve">driver_searching</w:t>
+            </w:r>
+          </w:p>
+        </w:tc>
+        <w:tc>
+          <w:tcPr/>
+          <w:p>
+            <w:pPr>
+              <w:pStyle w:val="Compact"/>
+            </w:pPr>
+            <w:r>
+              <w:t xml:space="preserve">reject / reassign สำเร็จ</w:t>
+            </w:r>
+          </w:p>
+        </w:tc>
+        <w:tc>
+          <w:tcPr/>
+          <w:p>
+            <w:pPr>
+              <w:pStyle w:val="Compact"/>
+            </w:pPr>
+            <w:r>
+              <w:t xml:space="preserve">“ระบบกำลังหาไรเดอร์ใหม่ให้กับออเดอร์ #123”</w:t>
+            </w:r>
+          </w:p>
+        </w:tc>
+      </w:tr>
+      <w:tr>
+        <w:tc>
+          <w:tcPr/>
+          <w:p>
+            <w:pPr>
+              <w:pStyle w:val="Compact"/>
+            </w:pPr>
+            <w:r>
+              <w:rPr>
+                <w:rStyle w:val="VerbatimChar"/>
+              </w:rPr>
+              <w:t xml:space="preserve">no_driver</w:t>
+            </w:r>
+          </w:p>
+        </w:tc>
+        <w:tc>
+          <w:tcPr/>
+          <w:p>
+            <w:pPr>
+              <w:pStyle w:val="Compact"/>
+            </w:pPr>
+            <w:r>
+              <w:t xml:space="preserve">reject / reassign ไม่เจอ candidate</w:t>
+            </w:r>
+          </w:p>
+        </w:tc>
+        <w:tc>
+          <w:tcPr/>
+          <w:p>
+            <w:pPr>
+              <w:pStyle w:val="Compact"/>
+            </w:pPr>
+            <w:r>
+              <w:t xml:space="preserve">“ขณะนี้ยังไม่มีไรเดอร์ว่างสำหรับออเดอร์ #123 ระบบจะลองอีกครั้ง”</w:t>
+            </w:r>
+          </w:p>
+        </w:tc>
+      </w:tr>
+      <w:tr>
+        <w:tc>
+          <w:tcPr/>
+          <w:p>
+            <w:pPr>
+              <w:pStyle w:val="Compact"/>
+            </w:pPr>
+            <w:r>
+              <w:rPr>
+                <w:rStyle w:val="VerbatimChar"/>
+              </w:rPr>
+              <w:t xml:space="preserve">reassigned_to_other</w:t>
+            </w:r>
+          </w:p>
+        </w:tc>
+        <w:tc>
+          <w:tcPr/>
+          <w:p>
+            <w:pPr>
+              <w:pStyle w:val="Compact"/>
+            </w:pPr>
+            <w:r>
+              <w:t xml:space="preserve">rider เก่า ตอน timeout</w:t>
+            </w:r>
+          </w:p>
+        </w:tc>
+        <w:tc>
+          <w:tcPr/>
+          <w:p>
+            <w:pPr>
+              <w:pStyle w:val="Compact"/>
+            </w:pPr>
+            <w:r>
+              <w:t xml:space="preserve">“ออเดอร์ #123 ถูกมอบหมายให้ไรเดอร์ท่านอื่น”</w:t>
+            </w:r>
+          </w:p>
+        </w:tc>
+      </w:tr>
+    </w:tbl>
+    <w:p>
+      <w:pPr>
+        <w:pStyle w:val="BlockText"/>
+      </w:pPr>
+      <w:r>
+        <w:t xml:space="preserve">ฝั่ง SuperApp ควรจัดการ event แต่ละชนิดเพื่อแสดง UI ให้เหมาะสม (toast / badge / sound)</w:t>
+      </w:r>
+    </w:p>
+    <w:p>
+      <w:r>
+        <w:pict>
+          <v:rect style="width:0;height:1.5pt" o:hralign="center" o:hrstd="t" o:hr="t"/>
+        </w:pict>
+      </w:r>
+    </w:p>
+    <w:bookmarkEnd w:id="69"/>
+    <w:bookmarkStart w:id="73" w:name="X91f5128ee7369502eb1cd4bc51f21db84b0bd24"/>
+    <w:p>
+      <w:pPr>
+        <w:pStyle w:val="Heading3"/>
+      </w:pPr>
+      <w:r>
+        <w:t xml:space="preserve">10. Auto-Reassign Flow (Driver Dispatch Timeout)</w:t>
+      </w:r>
+    </w:p>
+    <w:p>
+      <w:pPr>
+        <w:pStyle w:val="FirstParagraph"/>
+      </w:pPr>
+      <w:r>
+        <w:drawing>
+          <wp:inline>
+            <wp:extent cx="5334000" cy="2469696"/>
+            <wp:effectExtent b="0" l="0" r="0" t="0"/>
+            <wp:docPr descr="" title="" id="71" name="Picture"/>
+            <a:graphic>
+              <a:graphicData uri="http://schemas.openxmlformats.org/drawingml/2006/picture">
+                <pic:pic>
+                  <pic:nvPicPr>
+                    <pic:cNvPr descr="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" id="72" name="Picture"/>
+                    <pic:cNvPicPr>
+                      <a:picLocks noChangeArrowheads="1" noChangeAspect="1"/>
+                    </pic:cNvPicPr>
+                  </pic:nvPicPr>
+                  <pic:blipFill>
+                    <a:blip r:embed="rId70"/>
+                    <a:stretch>
+                      <a:fillRect/>
+                    </a:stretch>
+                  </pic:blipFill>
+                  <pic:spPr bwMode="auto">
+                    <a:xfrm>
+                      <a:off x="0" y="0"/>
+                      <a:ext cx="5334000" cy="2469696"/>
+                    </a:xfrm>
+                    <a:prstGeom prst="rect">
+                      <a:avLst/>
+                    </a:prstGeom>
+                    <a:noFill/>
+                    <a:ln w="9525">
+                      <a:noFill/>
+                      <a:headEnd/>
+                      <a:tailEnd/>
+                    </a:ln>
+                  </pic:spPr>
+                </pic:pic>
+              </a:graphicData>
+            </a:graphic>
+          </wp:inline>
+        </w:drawing>
+      </w:r>
+    </w:p>
+    <w:p>
+      <w:r>
+        <w:pict>
+          <v:rect style="width:0;height:1.5pt" o:hralign="center" o:hrstd="t" o:hr="t"/>
+        </w:pict>
+      </w:r>
+    </w:p>
+    <w:bookmarkEnd w:id="73"/>
+    <w:bookmarkStart w:id="74" w:name="monitoring-troubleshooting"/>
+    <w:p>
+      <w:pPr>
+        <w:pStyle w:val="Heading3"/>
+      </w:pPr>
+      <w:r>
+        <w:t xml:space="preserve">11. Monitoring / Troubleshooting</w:t>
+      </w:r>
+    </w:p>
+    <w:bookmarkEnd w:id="74"/>
+    <w:bookmarkStart w:id="75" w:name="logs"/>
+    <w:p>
+      <w:pPr>
+        <w:pStyle w:val="Heading3"/>
+      </w:pPr>
+      <w:r>
+        <w:t xml:space="preserve">Logs</w:t>
+      </w:r>
+    </w:p>
+    <w:p>
+      <w:pPr>
+        <w:pStyle w:val="Compact"/>
+        <w:numPr>
+          <w:ilvl w:val="0"/>
+          <w:numId w:val="1017"/>
+        </w:numPr>
+      </w:pPr>
+      <w:r>
+        <w:rPr>
+          <w:rStyle w:val="VerbatimChar"/>
+        </w:rPr>
+        <w:t xml:space="preserve">storage/logs/notifications-repeat.log</w:t>
+      </w:r>
+      <w:r>
+        <w:t xml:space="preserve"> </w:t>
+      </w:r>
+      <w:r>
+        <w:t xml:space="preserve">— output ของ consumer command</w:t>
+      </w:r>
+    </w:p>
+    <w:p>
+      <w:pPr>
+        <w:pStyle w:val="Compact"/>
+        <w:numPr>
+          <w:ilvl w:val="0"/>
+          <w:numId w:val="1017"/>
+        </w:numPr>
+      </w:pPr>
+      <w:r>
+        <w:rPr>
+          <w:rStyle w:val="VerbatimChar"/>
+        </w:rPr>
+        <w:t xml:space="preserve">storage/logs/booking-reminders.log</w:t>
+      </w:r>
+      <w:r>
+        <w:t xml:space="preserve"> </w:t>
+      </w:r>
+      <w:r>
+        <w:t xml:space="preserve">— output ของ booking command</w:t>
+      </w:r>
+    </w:p>
+    <w:p>
+      <w:pPr>
+        <w:pStyle w:val="Compact"/>
+        <w:numPr>
+          <w:ilvl w:val="0"/>
+          <w:numId w:val="1017"/>
+        </w:numPr>
+      </w:pPr>
+      <w:r>
+        <w:rPr>
+          <w:rStyle w:val="VerbatimChar"/>
+        </w:rPr>
+        <w:t xml:space="preserve">storage/logs/laravel.log</w:t>
+      </w:r>
+      <w:r>
+        <w:t xml:space="preserve"> </w:t>
+      </w:r>
+      <w:r>
+        <w:t xml:space="preserve">— error / warning ทั่วไป</w:t>
+      </w:r>
+    </w:p>
+    <w:bookmarkEnd w:id="75"/>
+    <w:bookmarkStart w:id="76" w:name="quick-checks-sql"/>
+    <w:p>
+      <w:pPr>
+        <w:pStyle w:val="Heading3"/>
+      </w:pPr>
+      <w:r>
+        <w:t xml:space="preserve">Quick checks (SQL)</w:t>
+      </w:r>
+    </w:p>
+    <w:p>
+      <w:pPr>
+        <w:pStyle w:val="SourceCode"/>
+      </w:pPr>
+      <w:r>
+        <w:rPr>
+          <w:rStyle w:val="CommentTok"/>
+        </w:rPr>
+        <w:t xml:space="preserve">-- คิว resend ที่ยัง active วันนี้</w:t>
+      </w:r>
+      <w:r>
+        <w:br/>
+      </w:r>
+      <w:r>
+        <w:rPr>
+          <w:rStyle w:val="KeywordTok"/>
+        </w:rPr>
+        <w:t xml:space="preserve">SELECT</w:t>
+      </w:r>
+      <w:r>
+        <w:rPr>
+          <w:rStyle w:val="NormalTok"/>
+        </w:rPr>
+        <w:t xml:space="preserve"> kind, status, </w:t>
+      </w:r>
+      <w:r>
+        <w:rPr>
+          <w:rStyle w:val="FunctionTok"/>
+        </w:rPr>
+        <w:t xml:space="preserve">COUNT</w:t>
+      </w:r>
+      <w:r>
+        <w:rPr>
+          <w:rStyle w:val="NormalTok"/>
+        </w:rPr>
+        <w:t xml:space="preserve">(</w:t>
+      </w:r>
+      <w:r>
+        <w:rPr>
+          <w:rStyle w:val="OperatorTok"/>
+        </w:rPr>
+        <w:t xml:space="preserve">*</w:t>
+      </w:r>
+      <w:r>
+        <w:rPr>
+          <w:rStyle w:val="NormalTok"/>
+        </w:rPr>
+        <w:t xml:space="preserve">) </w:t>
+      </w:r>
+      <w:r>
+        <w:rPr>
+          <w:rStyle w:val="KeywordTok"/>
+        </w:rPr>
+        <w:t xml:space="preserve">FROM</w:t>
+      </w:r>
+      <w:r>
+        <w:rPr>
+          <w:rStyle w:val="NormalTok"/>
+        </w:rPr>
+        <w:t xml:space="preserve"> notification_repeats</w:t>
+      </w:r>
+      <w:r>
+        <w:br/>
+      </w:r>
+      <w:r>
+        <w:rPr>
+          <w:rStyle w:val="KeywordTok"/>
+        </w:rPr>
+        <w:t xml:space="preserve">WHERE</w:t>
+      </w:r>
+      <w:r>
+        <w:rPr>
+          <w:rStyle w:val="NormalTok"/>
+        </w:rPr>
+        <w:t xml:space="preserve"> created_at </w:t>
+      </w:r>
+      <w:r>
+        <w:rPr>
+          <w:rStyle w:val="OperatorTok"/>
+        </w:rPr>
+        <w:t xml:space="preserve">&gt;=</w:t>
+      </w:r>
+      <w:r>
+        <w:rPr>
+          <w:rStyle w:val="NormalTok"/>
+        </w:rPr>
+        <w:t xml:space="preserve"> CURDATE()</w:t>
+      </w:r>
+      <w:r>
+        <w:br/>
+      </w:r>
+      <w:r>
+        <w:rPr>
+          <w:rStyle w:val="KeywordTok"/>
+        </w:rPr>
+        <w:t xml:space="preserve">GROUP</w:t>
+      </w:r>
+      <w:r>
+        <w:rPr>
+          <w:rStyle w:val="NormalTok"/>
+        </w:rPr>
+        <w:t xml:space="preserve"> </w:t>
+      </w:r>
+      <w:r>
+        <w:rPr>
+          <w:rStyle w:val="KeywordTok"/>
+        </w:rPr>
+        <w:t xml:space="preserve">BY</w:t>
+      </w:r>
+      <w:r>
+        <w:rPr>
+          <w:rStyle w:val="NormalTok"/>
+        </w:rPr>
+        <w:t xml:space="preserve"> kind, status;</w:t>
+      </w:r>
+      <w:r>
+        <w:br/>
+      </w:r>
+      <w:r>
+        <w:br/>
+      </w:r>
+      <w:r>
+        <w:rPr>
+          <w:rStyle w:val="CommentTok"/>
+        </w:rPr>
+        <w:t xml:space="preserve">-- Dispatch ที่กำลังจะ timeout ใน 1 นาทีข้างหน้า</w:t>
+      </w:r>
+      <w:r>
+        <w:br/>
+      </w:r>
+      <w:r>
+        <w:rPr>
+          <w:rStyle w:val="KeywordTok"/>
+        </w:rPr>
+        <w:t xml:space="preserve">SELECT</w:t>
+      </w:r>
+      <w:r>
+        <w:rPr>
+          <w:rStyle w:val="NormalTok"/>
+        </w:rPr>
+        <w:t xml:space="preserve"> </w:t>
+      </w:r>
+      <w:r>
+        <w:rPr>
+          <w:rStyle w:val="KeywordTok"/>
+        </w:rPr>
+        <w:t xml:space="preserve">id</w:t>
+      </w:r>
+      <w:r>
+        <w:rPr>
+          <w:rStyle w:val="NormalTok"/>
+        </w:rPr>
+        <w:t xml:space="preserve">, order_id, driver_id, expires_at </w:t>
+      </w:r>
+      <w:r>
+        <w:rPr>
+          <w:rStyle w:val="KeywordTok"/>
+        </w:rPr>
+        <w:t xml:space="preserve">FROM</w:t>
+      </w:r>
+      <w:r>
+        <w:rPr>
+          <w:rStyle w:val="NormalTok"/>
+        </w:rPr>
+        <w:t xml:space="preserve"> order_driver_dispatches</w:t>
+      </w:r>
+      <w:r>
+        <w:br/>
+      </w:r>
+      <w:r>
+        <w:rPr>
+          <w:rStyle w:val="KeywordTok"/>
+        </w:rPr>
+        <w:t xml:space="preserve">WHERE</w:t>
+      </w:r>
+      <w:r>
+        <w:rPr>
+          <w:rStyle w:val="NormalTok"/>
+        </w:rPr>
+        <w:t xml:space="preserve"> status</w:t>
+      </w:r>
+      <w:r>
+        <w:rPr>
+          <w:rStyle w:val="OperatorTok"/>
+        </w:rPr>
+        <w:t xml:space="preserve">=</w:t>
+      </w:r>
+      <w:r>
+        <w:rPr>
+          <w:rStyle w:val="StringTok"/>
+        </w:rPr>
+        <w:t xml:space="preserve">'pending'</w:t>
+      </w:r>
+      <w:r>
+        <w:rPr>
+          <w:rStyle w:val="NormalTok"/>
+        </w:rPr>
+        <w:t xml:space="preserve"> </w:t>
+      </w:r>
+      <w:r>
+        <w:rPr>
+          <w:rStyle w:val="KeywordTok"/>
+        </w:rPr>
+        <w:t xml:space="preserve">AND</w:t>
+      </w:r>
+      <w:r>
+        <w:rPr>
+          <w:rStyle w:val="NormalTok"/>
+        </w:rPr>
+        <w:t xml:space="preserve"> expires_at </w:t>
+      </w:r>
+      <w:r>
+        <w:rPr>
+          <w:rStyle w:val="KeywordTok"/>
+        </w:rPr>
+        <w:t xml:space="preserve">BETWEEN</w:t>
+      </w:r>
+      <w:r>
+        <w:rPr>
+          <w:rStyle w:val="NormalTok"/>
+        </w:rPr>
+        <w:t xml:space="preserve"> NOW() </w:t>
+      </w:r>
+      <w:r>
+        <w:rPr>
+          <w:rStyle w:val="KeywordTok"/>
+        </w:rPr>
+        <w:t xml:space="preserve">AND</w:t>
+      </w:r>
+      <w:r>
+        <w:rPr>
+          <w:rStyle w:val="NormalTok"/>
+        </w:rPr>
+        <w:t xml:space="preserve"> NOW()</w:t>
+      </w:r>
+      <w:r>
+        <w:rPr>
+          <w:rStyle w:val="OperatorTok"/>
+        </w:rPr>
+        <w:t xml:space="preserve">+</w:t>
+      </w:r>
+      <w:r>
+        <w:rPr>
+          <w:rStyle w:val="DataTypeTok"/>
+        </w:rPr>
+        <w:t xml:space="preserve">INTERVAL</w:t>
+      </w:r>
+      <w:r>
+        <w:rPr>
+          <w:rStyle w:val="NormalTok"/>
+        </w:rPr>
+        <w:t xml:space="preserve"> </w:t>
+      </w:r>
+      <w:r>
+        <w:rPr>
+          <w:rStyle w:val="DecValTok"/>
+        </w:rPr>
+        <w:t xml:space="preserve">60</w:t>
+      </w:r>
+      <w:r>
+        <w:rPr>
+          <w:rStyle w:val="NormalTok"/>
+        </w:rPr>
+        <w:t xml:space="preserve"> </w:t>
+      </w:r>
+      <w:r>
+        <w:rPr>
+          <w:rStyle w:val="DataTypeTok"/>
+        </w:rPr>
+        <w:t xml:space="preserve">SECOND</w:t>
+      </w:r>
+      <w:r>
+        <w:rPr>
+          <w:rStyle w:val="NormalTok"/>
+        </w:rPr>
+        <w:t xml:space="preserve">;</w:t>
+      </w:r>
+      <w:r>
+        <w:br/>
+      </w:r>
+      <w:r>
+        <w:br/>
+      </w:r>
+      <w:r>
+        <w:rPr>
+          <w:rStyle w:val="CommentTok"/>
+        </w:rPr>
+        <w:t xml:space="preserve">-- Booking reminders ที่ส่งวันนี้</w:t>
+      </w:r>
+      <w:r>
+        <w:br/>
+      </w:r>
+      <w:r>
+        <w:rPr>
+          <w:rStyle w:val="KeywordTok"/>
+        </w:rPr>
+        <w:t xml:space="preserve">SELECT</w:t>
+      </w:r>
+      <w:r>
+        <w:rPr>
+          <w:rStyle w:val="NormalTok"/>
+        </w:rPr>
+        <w:t xml:space="preserve"> kind, </w:t>
+      </w:r>
+      <w:r>
+        <w:rPr>
+          <w:rStyle w:val="FunctionTok"/>
+        </w:rPr>
+        <w:t xml:space="preserve">COUNT</w:t>
+      </w:r>
+      <w:r>
+        <w:rPr>
+          <w:rStyle w:val="NormalTok"/>
+        </w:rPr>
+        <w:t xml:space="preserve">(</w:t>
+      </w:r>
+      <w:r>
+        <w:rPr>
+          <w:rStyle w:val="OperatorTok"/>
+        </w:rPr>
+        <w:t xml:space="preserve">*</w:t>
+      </w:r>
+      <w:r>
+        <w:rPr>
+          <w:rStyle w:val="NormalTok"/>
+        </w:rPr>
+        <w:t xml:space="preserve">) </w:t>
+      </w:r>
+      <w:r>
+        <w:rPr>
+          <w:rStyle w:val="KeywordTok"/>
+        </w:rPr>
+        <w:t xml:space="preserve">FROM</w:t>
+      </w:r>
+      <w:r>
+        <w:rPr>
+          <w:rStyle w:val="NormalTok"/>
+        </w:rPr>
+        <w:t xml:space="preserve"> booking_reminder_logs</w:t>
+      </w:r>
+      <w:r>
+        <w:br/>
+      </w:r>
+      <w:r>
+        <w:rPr>
+          <w:rStyle w:val="KeywordTok"/>
+        </w:rPr>
+        <w:t xml:space="preserve">WHERE</w:t>
+      </w:r>
+      <w:r>
+        <w:rPr>
+          <w:rStyle w:val="NormalTok"/>
+        </w:rPr>
+        <w:t xml:space="preserve"> </w:t>
+      </w:r>
+      <w:r>
+        <w:rPr>
+          <w:rStyle w:val="DataTypeTok"/>
+        </w:rPr>
+        <w:t xml:space="preserve">DATE</w:t>
+      </w:r>
+      <w:r>
+        <w:rPr>
+          <w:rStyle w:val="NormalTok"/>
+        </w:rPr>
+        <w:t xml:space="preserve">(sent_at) </w:t>
+      </w:r>
+      <w:r>
+        <w:rPr>
+          <w:rStyle w:val="OperatorTok"/>
+        </w:rPr>
+        <w:t xml:space="preserve">=</w:t>
+      </w:r>
+      <w:r>
+        <w:rPr>
+          <w:rStyle w:val="NormalTok"/>
+        </w:rPr>
+        <w:t xml:space="preserve"> CURDATE() </w:t>
+      </w:r>
+      <w:r>
+        <w:rPr>
+          <w:rStyle w:val="KeywordTok"/>
+        </w:rPr>
+        <w:t xml:space="preserve">GROUP</w:t>
+      </w:r>
+      <w:r>
+        <w:rPr>
+          <w:rStyle w:val="NormalTok"/>
+        </w:rPr>
+        <w:t xml:space="preserve"> </w:t>
+      </w:r>
+      <w:r>
+        <w:rPr>
+          <w:rStyle w:val="KeywordTok"/>
+        </w:rPr>
+        <w:t xml:space="preserve">BY</w:t>
+      </w:r>
+      <w:r>
+        <w:rPr>
+          <w:rStyle w:val="NormalTok"/>
+        </w:rPr>
+        <w:t xml:space="preserve"> kind;</w:t>
+      </w:r>
+      <w:r>
+        <w:br/>
+      </w:r>
+      <w:r>
+        <w:br/>
+      </w:r>
+      <w:r>
+        <w:rPr>
+          <w:rStyle w:val="CommentTok"/>
+        </w:rPr>
+        <w:t xml:space="preserve">-- เช็ก resend logs</w:t>
+      </w:r>
+      <w:r>
+        <w:br/>
+      </w:r>
+      <w:r>
+        <w:rPr>
+          <w:rStyle w:val="KeywordTok"/>
+        </w:rPr>
+        <w:t xml:space="preserve">SELECT</w:t>
+      </w:r>
+      <w:r>
+        <w:rPr>
+          <w:rStyle w:val="NormalTok"/>
+        </w:rPr>
+        <w:t xml:space="preserve"> notification_type, status, </w:t>
+      </w:r>
+      <w:r>
+        <w:rPr>
+          <w:rStyle w:val="KeywordTok"/>
+        </w:rPr>
+        <w:t xml:space="preserve">method</w:t>
+      </w:r>
+      <w:r>
+        <w:rPr>
+          <w:rStyle w:val="NormalTok"/>
+        </w:rPr>
+        <w:t xml:space="preserve">, </w:t>
+      </w:r>
+      <w:r>
+        <w:rPr>
+          <w:rStyle w:val="FunctionTok"/>
+        </w:rPr>
+        <w:t xml:space="preserve">COUNT</w:t>
+      </w:r>
+      <w:r>
+        <w:rPr>
+          <w:rStyle w:val="NormalTok"/>
+        </w:rPr>
+        <w:t xml:space="preserve">(</w:t>
+      </w:r>
+      <w:r>
+        <w:rPr>
+          <w:rStyle w:val="OperatorTok"/>
+        </w:rPr>
+        <w:t xml:space="preserve">*</w:t>
+      </w:r>
+      <w:r>
+        <w:rPr>
+          <w:rStyle w:val="NormalTok"/>
+        </w:rPr>
+        <w:t xml:space="preserve">) </w:t>
+      </w:r>
+      <w:r>
+        <w:rPr>
+          <w:rStyle w:val="KeywordTok"/>
+        </w:rPr>
+        <w:t xml:space="preserve">FROM</w:t>
+      </w:r>
+      <w:r>
+        <w:rPr>
+          <w:rStyle w:val="NormalTok"/>
+        </w:rPr>
+        <w:t xml:space="preserve"> notification_logs</w:t>
+      </w:r>
+      <w:r>
+        <w:br/>
+      </w:r>
+      <w:r>
+        <w:rPr>
+          <w:rStyle w:val="KeywordTok"/>
+        </w:rPr>
+        <w:t xml:space="preserve">WHERE</w:t>
+      </w:r>
+      <w:r>
+        <w:rPr>
+          <w:rStyle w:val="NormalTok"/>
+        </w:rPr>
+        <w:t xml:space="preserve"> </w:t>
+      </w:r>
+      <w:r>
+        <w:rPr>
+          <w:rStyle w:val="KeywordTok"/>
+        </w:rPr>
+        <w:t xml:space="preserve">method</w:t>
+      </w:r>
+      <w:r>
+        <w:rPr>
+          <w:rStyle w:val="NormalTok"/>
+        </w:rPr>
+        <w:t xml:space="preserve"> </w:t>
+      </w:r>
+      <w:r>
+        <w:rPr>
+          <w:rStyle w:val="KeywordTok"/>
+        </w:rPr>
+        <w:t xml:space="preserve">LIKE</w:t>
+      </w:r>
+      <w:r>
+        <w:rPr>
+          <w:rStyle w:val="NormalTok"/>
+        </w:rPr>
+        <w:t xml:space="preserve"> </w:t>
+      </w:r>
+      <w:r>
+        <w:rPr>
+          <w:rStyle w:val="StringTok"/>
+        </w:rPr>
+        <w:t xml:space="preserve">'repeat:%'</w:t>
+      </w:r>
+      <w:r>
+        <w:rPr>
+          <w:rStyle w:val="NormalTok"/>
+        </w:rPr>
+        <w:t xml:space="preserve"> </w:t>
+      </w:r>
+      <w:r>
+        <w:rPr>
+          <w:rStyle w:val="KeywordTok"/>
+        </w:rPr>
+        <w:t xml:space="preserve">AND</w:t>
+      </w:r>
+      <w:r>
+        <w:rPr>
+          <w:rStyle w:val="NormalTok"/>
+        </w:rPr>
+        <w:t xml:space="preserve"> created_at </w:t>
+      </w:r>
+      <w:r>
+        <w:rPr>
+          <w:rStyle w:val="OperatorTok"/>
+        </w:rPr>
+        <w:t xml:space="preserve">&gt;=</w:t>
+      </w:r>
+      <w:r>
+        <w:rPr>
+          <w:rStyle w:val="NormalTok"/>
+        </w:rPr>
+        <w:t xml:space="preserve"> NOW()</w:t>
+      </w:r>
+      <w:r>
+        <w:rPr>
+          <w:rStyle w:val="OperatorTok"/>
+        </w:rPr>
+        <w:t xml:space="preserve">-</w:t>
+      </w:r>
+      <w:r>
+        <w:rPr>
+          <w:rStyle w:val="DataTypeTok"/>
+        </w:rPr>
+        <w:t xml:space="preserve">INTERVAL</w:t>
+      </w:r>
+      <w:r>
+        <w:rPr>
+          <w:rStyle w:val="NormalTok"/>
+        </w:rPr>
+        <w:t xml:space="preserve"> </w:t>
+      </w:r>
+      <w:r>
+        <w:rPr>
+          <w:rStyle w:val="DecValTok"/>
+        </w:rPr>
+        <w:t xml:space="preserve">1</w:t>
+      </w:r>
+      <w:r>
+        <w:rPr>
+          <w:rStyle w:val="NormalTok"/>
+        </w:rPr>
+        <w:t xml:space="preserve"> </w:t>
+      </w:r>
+      <w:r>
+        <w:rPr>
+          <w:rStyle w:val="KeywordTok"/>
+        </w:rPr>
+        <w:t xml:space="preserve">HOUR</w:t>
+      </w:r>
+      <w:r>
+        <w:br/>
+      </w:r>
+      <w:r>
+        <w:rPr>
+          <w:rStyle w:val="KeywordTok"/>
+        </w:rPr>
+        <w:t xml:space="preserve">GROUP</w:t>
+      </w:r>
+      <w:r>
+        <w:rPr>
+          <w:rStyle w:val="NormalTok"/>
+        </w:rPr>
+        <w:t xml:space="preserve"> </w:t>
+      </w:r>
+      <w:r>
+        <w:rPr>
+          <w:rStyle w:val="KeywordTok"/>
+        </w:rPr>
+        <w:t xml:space="preserve">BY</w:t>
+      </w:r>
+      <w:r>
+        <w:rPr>
+          <w:rStyle w:val="NormalTok"/>
+        </w:rPr>
+        <w:t xml:space="preserve"> notification_type, status, </w:t>
+      </w:r>
+      <w:r>
+        <w:rPr>
+          <w:rStyle w:val="KeywordTok"/>
+        </w:rPr>
+        <w:t xml:space="preserve">method</w:t>
+      </w:r>
+      <w:r>
+        <w:rPr>
+          <w:rStyle w:val="NormalTok"/>
+        </w:rPr>
+        <w:t xml:space="preserve">;</w:t>
+      </w:r>
+    </w:p>
+    <w:bookmarkEnd w:id="76"/>
+    <w:bookmarkStart w:id="77" w:name="อาการ-สาเหต"/>
+    <w:p>
+      <w:pPr>
+        <w:pStyle w:val="Heading3"/>
+      </w:pPr>
+      <w:r>
+        <w:t xml:space="preserve">อาการ / สาเหตุ</w:t>
+      </w:r>
+    </w:p>
+    <w:tbl>
+      <w:tblPr>
+        <w:tblStyle w:val="Table"/>
+        <w:tblW w:type="pct" w:w="5000"/>
+        <w:tblLayout w:type="fixed"/>
+        <w:tblLook w:firstRow="1" w:lastRow="0" w:firstColumn="0" w:lastColumn="0" w:noHBand="0" w:noVBand="0" w:val="0020"/>
+      </w:tblPr>
+      <w:tblGrid>
+        <w:gridCol w:w="2640"/>
+        <w:gridCol w:w="2640"/>
+        <w:gridCol w:w="2640"/>
+      </w:tblGrid>
+      <w:tr>
+        <w:trPr>
+          <w:tblHeader w:val="on"/>
+        </w:trPr>
+        <w:tc>
+          <w:tcPr/>
+          <w:p>
+            <w:pPr>
+              <w:pStyle w:val="Compact"/>
+            </w:pPr>
+            <w:r>
+              <w:t xml:space="preserve">อาการ</w:t>
+            </w:r>
+          </w:p>
+        </w:tc>
+        <w:tc>
+          <w:tcPr/>
+          <w:p>
+            <w:pPr>
+              <w:pStyle w:val="Compact"/>
+            </w:pPr>
+            <w:r>
+              <w:t xml:space="preserve">สาเหตุที่เป็นไปได้</w:t>
+            </w:r>
+          </w:p>
+        </w:tc>
+        <w:tc>
+          <w:tcPr/>
+          <w:p>
+            <w:pPr>
+              <w:pStyle w:val="Compact"/>
+            </w:pPr>
+            <w:r>
+              <w:t xml:space="preserve">วิธีแก้</w:t>
+            </w:r>
+          </w:p>
+        </w:tc>
+      </w:tr>
+      <w:tr>
+        <w:tc>
+          <w:tcPr/>
+          <w:p>
+            <w:pPr>
+              <w:pStyle w:val="Compact"/>
+            </w:pPr>
+            <w:r>
+              <w:t xml:space="preserve">ไม่ resend เลย</w:t>
+            </w:r>
+          </w:p>
+        </w:tc>
+        <w:tc>
+          <w:tcPr/>
+          <w:p>
+            <w:pPr>
+              <w:pStyle w:val="Compact"/>
+            </w:pPr>
+            <w:r>
+              <w:t xml:space="preserve">scheduler ไม่ทำงาน</w:t>
+            </w:r>
+          </w:p>
+        </w:tc>
+        <w:tc>
+          <w:tcPr/>
+          <w:p>
+            <w:pPr>
+              <w:pStyle w:val="Compact"/>
+            </w:pPr>
+            <w:r>
+              <w:t xml:space="preserve">ตรวจ cron entry, log</w:t>
+            </w:r>
+            <w:r>
+              <w:t xml:space="preserve"> </w:t>
+            </w:r>
+            <w:r>
+              <w:rPr>
+                <w:rStyle w:val="VerbatimChar"/>
+              </w:rPr>
+              <w:t xml:space="preserve">schedule:run</w:t>
+            </w:r>
+          </w:p>
+        </w:tc>
+      </w:tr>
+      <w:tr>
+        <w:tc>
+          <w:tcPr/>
+          <w:p>
+            <w:pPr>
+              <w:pStyle w:val="Compact"/>
+            </w:pPr>
+            <w:r>
+              <w:t xml:space="preserve">Resend แล้วแต่ FCM ไม่ถึง</w:t>
+            </w:r>
+          </w:p>
+        </w:tc>
+        <w:tc>
+          <w:tcPr/>
+          <w:p>
+            <w:pPr>
+              <w:pStyle w:val="Compact"/>
+            </w:pPr>
+            <w:r>
+              <w:t xml:space="preserve">token หมดอายุ / channel id ไม่ตรง</w:t>
+            </w:r>
+          </w:p>
+        </w:tc>
+        <w:tc>
+          <w:tcPr/>
+          <w:p>
+            <w:pPr>
+              <w:pStyle w:val="Compact"/>
+            </w:pPr>
+            <w:r>
+              <w:t xml:space="preserve">ตรวจ</w:t>
+            </w:r>
+            <w:r>
+              <w:t xml:space="preserve"> </w:t>
+            </w:r>
+            <w:r>
+              <w:rPr>
+                <w:rStyle w:val="VerbatimChar"/>
+              </w:rPr>
+              <w:t xml:space="preserve">user_device_tokens.is_active</w:t>
+            </w:r>
+            <w:r>
+              <w:t xml:space="preserve">, channel id ฝั่ง app</w:t>
+            </w:r>
+          </w:p>
+        </w:tc>
+      </w:tr>
+      <w:tr>
+        <w:tc>
+          <w:tcPr/>
+          <w:p>
+            <w:pPr>
+              <w:pStyle w:val="Compact"/>
+            </w:pPr>
+            <w:r>
+              <w:t xml:space="preserve">Reassign แล้วได้ rider เดิม</w:t>
+            </w:r>
+          </w:p>
+        </w:tc>
+        <w:tc>
+          <w:tcPr/>
+          <w:p>
+            <w:pPr>
+              <w:pStyle w:val="Compact"/>
+            </w:pPr>
+            <w:r>
+              <w:t xml:space="preserve">exclude list ผิด</w:t>
+            </w:r>
+          </w:p>
+        </w:tc>
+        <w:tc>
+          <w:tcPr/>
+          <w:p>
+            <w:pPr>
+              <w:pStyle w:val="Compact"/>
+            </w:pPr>
+            <w:r>
+              <w:t xml:space="preserve">ตรวจ</w:t>
+            </w:r>
+            <w:r>
+              <w:t xml:space="preserve"> </w:t>
+            </w:r>
+            <w:r>
+              <w:rPr>
+                <w:rStyle w:val="VerbatimChar"/>
+              </w:rPr>
+              <w:t xml:space="preserve">order_driver_dispatches.driver_id</w:t>
+            </w:r>
+            <w:r>
+              <w:t xml:space="preserve"> </w:t>
+            </w:r>
+            <w:r>
+              <w:t xml:space="preserve">ของ order/cart นั้น</w:t>
+            </w:r>
+          </w:p>
+        </w:tc>
+      </w:tr>
+      <w:tr>
+        <w:tc>
+          <w:tcPr/>
+          <w:p>
+            <w:pPr>
+              <w:pStyle w:val="Compact"/>
+            </w:pPr>
+            <w:r>
+              <w:t xml:space="preserve">Booking reminder ส่งซ้ำ 2 ครั้ง</w:t>
+            </w:r>
+          </w:p>
+        </w:tc>
+        <w:tc>
+          <w:tcPr/>
+          <w:p>
+            <w:pPr>
+              <w:pStyle w:val="Compact"/>
+            </w:pPr>
+            <w:r>
+              <w:t xml:space="preserve">unique index ไม่ถูกสร้าง</w:t>
+            </w:r>
+          </w:p>
+        </w:tc>
+        <w:tc>
+          <w:tcPr/>
+          <w:p>
+            <w:pPr>
+              <w:pStyle w:val="Compact"/>
+            </w:pPr>
+            <w:r>
+              <w:rPr>
+                <w:rStyle w:val="VerbatimChar"/>
+              </w:rPr>
+              <w:t xml:space="preserve">SHOW INDEX FROM booking_reminder_logs</w:t>
+            </w:r>
+          </w:p>
+        </w:tc>
+      </w:tr>
+      <w:tr>
+        <w:tc>
+          <w:tcPr/>
+          <w:p>
+            <w:pPr>
+              <w:pStyle w:val="Compact"/>
+            </w:pPr>
+            <w:r>
+              <w:t xml:space="preserve">Customer ไม่เห็น ack</w:t>
+            </w:r>
+          </w:p>
+        </w:tc>
+        <w:tc>
+          <w:tcPr/>
+          <w:p>
+            <w:pPr>
+              <w:pStyle w:val="Compact"/>
+            </w:pPr>
+            <w:r>
+              <w:t xml:space="preserve">channel</w:t>
+            </w:r>
+            <w:r>
+              <w:t xml:space="preserve"> </w:t>
+            </w:r>
+            <w:r>
+              <w:rPr>
+                <w:rStyle w:val="VerbatimChar"/>
+              </w:rPr>
+              <w:t xml:space="preserve">toko_customer_channel_v1</w:t>
+            </w:r>
+            <w:r>
+              <w:t xml:space="preserve"> </w:t>
+            </w:r>
+            <w:r>
+              <w:t xml:space="preserve">ฝั่ง app ไม่มี</w:t>
+            </w:r>
+          </w:p>
+        </w:tc>
+        <w:tc>
+          <w:tcPr/>
+          <w:p>
+            <w:pPr>
+              <w:pStyle w:val="Compact"/>
+            </w:pPr>
+            <w:r>
+              <w:t xml:space="preserve">สร้าง channel ฝั่ง Flutter</w:t>
+            </w:r>
+          </w:p>
+        </w:tc>
+      </w:tr>
+    </w:tbl>
+    <w:p>
+      <w:r>
+        <w:pict>
+          <v:rect style="width:0;height:1.5pt" o:hralign="center" o:hrstd="t" o:hr="t"/>
+        </w:pict>
+      </w:r>
+    </w:p>
+    <w:bookmarkEnd w:id="77"/>
+    <w:bookmarkStart w:id="78" w:name="rollback-plan"/>
+    <w:p>
+      <w:pPr>
+        <w:pStyle w:val="Heading3"/>
+      </w:pPr>
+      <w:r>
+        <w:t xml:space="preserve">12. Rollback Plan</w:t>
+      </w:r>
+    </w:p>
+    <w:p>
+      <w:pPr>
+        <w:pStyle w:val="FirstParagraph"/>
+      </w:pPr>
+      <w:r>
+        <w:t xml:space="preserve">ถ้าหลัง deploy พบปัญหา:</w:t>
+      </w:r>
+    </w:p>
+    <w:p>
+      <w:pPr>
+        <w:pStyle w:val="SourceCode"/>
+      </w:pPr>
+      <w:r>
+        <w:rPr>
+          <w:rStyle w:val="CommentTok"/>
+        </w:rPr>
+        <w:t xml:space="preserve">## 1) ปิด scheduler entries (ลบ/comment สอง command ใน app/Console/Kernel.php)</w:t>
+      </w:r>
+      <w:r>
+        <w:br/>
+      </w:r>
+      <w:r>
+        <w:rPr>
+          <w:rStyle w:val="CommentTok"/>
+        </w:rPr>
+        <w:t xml:space="preserve">##    notifications:repeat-unread, bookings:remind-upcoming</w:t>
+      </w:r>
+      <w:r>
+        <w:br/>
+      </w:r>
+      <w:r>
+        <w:rPr>
+          <w:rStyle w:val="CommentTok"/>
+        </w:rPr>
+        <w:t xml:space="preserve">##    หรือใช้ feature flag (ถ้าเพิ่ม)</w:t>
+      </w:r>
+      <w:r>
+        <w:br/>
+      </w:r>
+      <w:r>
+        <w:br/>
+      </w:r>
+      <w:r>
+        <w:rPr>
+          <w:rStyle w:val="CommentTok"/>
+        </w:rPr>
+        <w:t xml:space="preserve">## 2) Revert code</w:t>
+      </w:r>
+      <w:r>
+        <w:br/>
+      </w:r>
+      <w:r>
+        <w:rPr>
+          <w:rStyle w:val="FunctionTok"/>
+        </w:rPr>
+        <w:t xml:space="preserve">git</w:t>
+      </w:r>
+      <w:r>
+        <w:rPr>
+          <w:rStyle w:val="NormalTok"/>
+        </w:rPr>
+        <w:t xml:space="preserve"> revert </w:t>
+      </w:r>
+      <w:r>
+        <w:rPr>
+          <w:rStyle w:val="OperatorTok"/>
+        </w:rPr>
+        <w:t xml:space="preserve">&lt;</w:t>
+      </w:r>
+      <w:r>
+        <w:rPr>
+          <w:rStyle w:val="NormalTok"/>
+        </w:rPr>
+        <w:t xml:space="preserve">commit-hash</w:t>
+      </w:r>
+      <w:r>
+        <w:rPr>
+          <w:rStyle w:val="OperatorTok"/>
+        </w:rPr>
+        <w:t xml:space="preserve">&gt;</w:t>
+      </w:r>
+      <w:r>
+        <w:br/>
+      </w:r>
+      <w:r>
+        <w:rPr>
+          <w:rStyle w:val="FunctionTok"/>
+        </w:rPr>
+        <w:t xml:space="preserve">git</w:t>
+      </w:r>
+      <w:r>
+        <w:rPr>
+          <w:rStyle w:val="NormalTok"/>
+        </w:rPr>
+        <w:t xml:space="preserve"> push</w:t>
+      </w:r>
+      <w:r>
+        <w:br/>
+      </w:r>
+      <w:r>
+        <w:br/>
+      </w:r>
+      <w:r>
+        <w:rPr>
+          <w:rStyle w:val="CommentTok"/>
+        </w:rPr>
+        <w:t xml:space="preserve">## 3) Optional: drop ตารางใหม่ (ระวัง data loss สำหรับ logs)</w:t>
+      </w:r>
+      <w:r>
+        <w:br/>
+      </w:r>
+      <w:r>
+        <w:rPr>
+          <w:rStyle w:val="ExtensionTok"/>
+        </w:rPr>
+        <w:t xml:space="preserve">php</w:t>
+      </w:r>
+      <w:r>
+        <w:rPr>
+          <w:rStyle w:val="NormalTok"/>
+        </w:rPr>
+        <w:t xml:space="preserve"> artisan migrate:rollback </w:t>
+      </w:r>
+      <w:r>
+        <w:rPr>
+          <w:rStyle w:val="AttributeTok"/>
+        </w:rPr>
+        <w:t xml:space="preserve">--step</w:t>
+      </w:r>
+      <w:r>
+        <w:rPr>
+          <w:rStyle w:val="OperatorTok"/>
+        </w:rPr>
+        <w:t xml:space="preserve">=</w:t>
+      </w:r>
+      <w:r>
+        <w:rPr>
+          <w:rStyle w:val="NormalTok"/>
+        </w:rPr>
+        <w:t xml:space="preserve">3</w:t>
+      </w:r>
+    </w:p>
+    <w:p>
+      <w:pPr>
+        <w:pStyle w:val="FirstParagraph"/>
+      </w:pPr>
+      <w:r>
+        <w:t xml:space="preserve">ตารางที่เพิ่มใหม่ทั้ง 3 เป็น append-only (ไม่ทับโครงสร้างเดิม) ดังนั้น rollback code อย่างเดียวก็ปลอดภัย</w:t>
+      </w:r>
+    </w:p>
+    <w:p>
+      <w:r>
+        <w:pict>
+          <v:rect style="width:0;height:1.5pt" o:hralign="center" o:hrstd="t" o:hr="t"/>
+        </w:pict>
+      </w:r>
+    </w:p>
+    <w:bookmarkEnd w:id="78"/>
+    <w:bookmarkStart w:id="79" w:name="ผลกระทบตอระบบเดม-side-effects-checklist"/>
+    <w:p>
+      <w:pPr>
+        <w:pStyle w:val="Heading3"/>
+      </w:pPr>
+      <w:r>
+        <w:t xml:space="preserve">13. ผลกระทบต่อระบบเดิม (Side effects checklist)</w:t>
+      </w:r>
+    </w:p>
+    <w:tbl>
+      <w:tblPr>
+        <w:tblStyle w:val="Table"/>
+        <w:tblW w:type="pct" w:w="5000"/>
+        <w:tblLayout w:type="fixed"/>
+        <w:tblLook w:firstRow="1" w:lastRow="0" w:firstColumn="0" w:lastColumn="0" w:noHBand="0" w:noVBand="0" w:val="0020"/>
+      </w:tblPr>
+      <w:tblGrid>
+        <w:gridCol w:w="2640"/>
+        <w:gridCol w:w="2640"/>
+        <w:gridCol w:w="2640"/>
+      </w:tblGrid>
+      <w:tr>
+        <w:trPr>
+          <w:tblHeader w:val="on"/>
+        </w:trPr>
+        <w:tc>
+          <w:tcPr/>
+          <w:p>
+            <w:pPr>
+              <w:pStyle w:val="Compact"/>
+            </w:pPr>
+            <w:r>
+              <w:t xml:space="preserve">ส่วน</w:t>
+            </w:r>
+          </w:p>
+        </w:tc>
+        <w:tc>
+          <w:tcPr/>
+          <w:p>
+            <w:pPr>
+              <w:pStyle w:val="Compact"/>
+            </w:pPr>
+            <w:r>
+              <w:t xml:space="preserve">ผลกระทบ</w:t>
+            </w:r>
+          </w:p>
+        </w:tc>
+        <w:tc>
+          <w:tcPr/>
+          <w:p>
+            <w:pPr>
+              <w:pStyle w:val="Compact"/>
+            </w:pPr>
+            <w:r>
+              <w:t xml:space="preserve">ระดับ</w:t>
+            </w:r>
+          </w:p>
+        </w:tc>
+      </w:tr>
+      <w:tr>
+        <w:tc>
+          <w:tcPr/>
+          <w:p>
+            <w:pPr>
+              <w:pStyle w:val="Compact"/>
+            </w:pPr>
+            <w:r>
+              <w:rPr>
+                <w:rStyle w:val="VerbatimChar"/>
+              </w:rPr>
+              <w:t xml:space="preserve">NewOrder::via()</w:t>
+            </w:r>
+            <w:r>
+              <w:t xml:space="preserve"> </w:t>
+            </w:r>
+            <w:r>
+              <w:t xml:space="preserve">เพิ่ม</w:t>
+            </w:r>
+            <w:r>
+              <w:t xml:space="preserve"> </w:t>
+            </w:r>
+            <w:r>
+              <w:rPr>
+                <w:rStyle w:val="VerbatimChar"/>
+              </w:rPr>
+              <w:t xml:space="preserve">'fcm'</w:t>
+            </w:r>
+          </w:p>
+        </w:tc>
+        <w:tc>
+          <w:tcPr/>
+          <w:p>
+            <w:pPr>
+              <w:pStyle w:val="Compact"/>
+            </w:pPr>
+            <w:r>
+              <w:t xml:space="preserve">ก่อนหน้านี้ส่งแค่ database — ตอนนี้ยิง FCM ครั้งแรกด้วย</w:t>
+            </w:r>
+          </w:p>
+        </w:tc>
+        <w:tc>
+          <w:tcPr/>
+          <w:p>
+            <w:pPr>
+              <w:pStyle w:val="Compact"/>
+            </w:pPr>
+            <w:r>
+              <w:t xml:space="preserve">กลาง — ต้องตรวจว่า merchant device token พร้อม</w:t>
+            </w:r>
+          </w:p>
+        </w:tc>
+      </w:tr>
+      <w:tr>
+        <w:tc>
+          <w:tcPr/>
+          <w:p>
+            <w:pPr>
+              <w:pStyle w:val="Compact"/>
+            </w:pPr>
+            <w:r>
+              <w:rPr>
+                <w:rStyle w:val="VerbatimChar"/>
+              </w:rPr>
+              <w:t xml:space="preserve">createDriverDispatch</w:t>
+            </w:r>
+            <w:r>
+              <w:t xml:space="preserve"> </w:t>
+            </w:r>
+            <w:r>
+              <w:t xml:space="preserve">เพิ่ม</w:t>
+            </w:r>
+            <w:r>
+              <w:t xml:space="preserve"> </w:t>
+            </w:r>
+            <w:r>
+              <w:rPr>
+                <w:rStyle w:val="VerbatimChar"/>
+              </w:rPr>
+              <w:t xml:space="preserve">expires_at</w:t>
+            </w:r>
+          </w:p>
+        </w:tc>
+        <w:tc>
+          <w:tcPr/>
+          <w:p>
+            <w:pPr>
+              <w:pStyle w:val="Compact"/>
+            </w:pPr>
+            <w:r>
+              <w:t xml:space="preserve">dispatch ใหม่จะ auto-timeout 180s</w:t>
+            </w:r>
+          </w:p>
+        </w:tc>
+        <w:tc>
+          <w:tcPr/>
+          <w:p>
+            <w:pPr>
+              <w:pStyle w:val="Compact"/>
+            </w:pPr>
+            <w:r>
+              <w:t xml:space="preserve">สูง — เปลี่ยนพฤติกรรม dispatch</w:t>
+            </w:r>
+          </w:p>
+        </w:tc>
+      </w:tr>
+      <w:tr>
+        <w:tc>
+          <w:tcPr/>
+          <w:p>
+            <w:pPr>
+              <w:pStyle w:val="Compact"/>
+            </w:pPr>
+            <w:r>
+              <w:rPr>
+                <w:rStyle w:val="VerbatimChar"/>
+              </w:rPr>
+              <w:t xml:space="preserve">OrderAPIController@update</w:t>
+            </w:r>
+            <w:r>
+              <w:t xml:space="preserve"> </w:t>
+            </w:r>
+            <w:r>
+              <w:t xml:space="preserve">ส่ง ack ลูกค้า</w:t>
+            </w:r>
+          </w:p>
+        </w:tc>
+        <w:tc>
+          <w:tcPr/>
+          <w:p>
+            <w:pPr>
+              <w:pStyle w:val="Compact"/>
+            </w:pPr>
+            <w:r>
+              <w:t xml:space="preserve">ลูกค้าจะได้ noti เพิ่ม</w:t>
+            </w:r>
+          </w:p>
+        </w:tc>
+        <w:tc>
+          <w:tcPr/>
+          <w:p>
+            <w:pPr>
+              <w:pStyle w:val="Compact"/>
+            </w:pPr>
+            <w:r>
+              <w:t xml:space="preserve">ต่ำ — ดี</w:t>
+            </w:r>
+          </w:p>
+        </w:tc>
+      </w:tr>
+      <w:tr>
+        <w:tc>
+          <w:tcPr/>
+          <w:p>
+            <w:pPr>
+              <w:pStyle w:val="Compact"/>
+            </w:pPr>
+            <w:r>
+              <w:t xml:space="preserve">Notification ใหม่</w:t>
+            </w:r>
+            <w:r>
+              <w:t xml:space="preserve"> </w:t>
+            </w:r>
+            <w:r>
+              <w:rPr>
+                <w:rStyle w:val="VerbatimChar"/>
+              </w:rPr>
+              <w:t xml:space="preserve">CustomerOrderAck</w:t>
+            </w:r>
+          </w:p>
+        </w:tc>
+        <w:tc>
+          <w:tcPr/>
+          <w:p>
+            <w:pPr>
+              <w:pStyle w:val="Compact"/>
+            </w:pPr>
+            <w:r>
+              <w:t xml:space="preserve">volume noti เพิ่ม</w:t>
+            </w:r>
+          </w:p>
+        </w:tc>
+        <w:tc>
+          <w:tcPr/>
+          <w:p>
+            <w:pPr>
+              <w:pStyle w:val="Compact"/>
+            </w:pPr>
+            <w:r>
+              <w:t xml:space="preserve">ต่ำ</w:t>
+            </w:r>
+          </w:p>
+        </w:tc>
+      </w:tr>
+      <w:tr>
+        <w:tc>
+          <w:tcPr/>
+          <w:p>
+            <w:pPr>
+              <w:pStyle w:val="Compact"/>
+            </w:pPr>
+            <w:r>
+              <w:t xml:space="preserve">Booking reminder daily 09:00</w:t>
+            </w:r>
+          </w:p>
+        </w:tc>
+        <w:tc>
+          <w:tcPr/>
+          <w:p>
+            <w:pPr>
+              <w:pStyle w:val="Compact"/>
+            </w:pPr>
+            <w:r>
+              <w:t xml:space="preserve">merchant อาจได้ email/noti จำนวนหนึ่ง</w:t>
+            </w:r>
+          </w:p>
+        </w:tc>
+        <w:tc>
+          <w:tcPr/>
+          <w:p>
+            <w:pPr>
+              <w:pStyle w:val="Compact"/>
+            </w:pPr>
+            <w:r>
+              <w:t xml:space="preserve">ต่ำ</w:t>
+            </w:r>
+          </w:p>
+        </w:tc>
+      </w:tr>
+    </w:tbl>
+    <w:p>
+      <w:r>
+        <w:pict>
+          <v:rect style="width:0;height:1.5pt" o:hralign="center" o:hrstd="t" o:hr="t"/>
+        </w:pict>
+      </w:r>
+    </w:p>
+    <w:bookmarkEnd w:id="79"/>
+    <w:bookmarkStart w:id="80" w:name="ไฟลทตองเชญ-reviewer-ด"/>
+    <w:p>
+      <w:pPr>
+        <w:pStyle w:val="Heading3"/>
+      </w:pPr>
+      <w:r>
+        <w:t xml:space="preserve">14. ไฟล์ที่ต้องเชิญ Reviewer ดู</w:t>
+      </w:r>
+    </w:p>
+    <w:p>
+      <w:pPr>
+        <w:pStyle w:val="FirstParagraph"/>
+      </w:pPr>
+      <w:r>
+        <w:rPr>
+          <w:b/>
+          <w:bCs/>
+        </w:rPr>
+        <w:t xml:space="preserve">Backend (toko-server-v2)</w:t>
+      </w:r>
+      <w:r>
+        <w:t xml:space="preserve"> </w:t>
+      </w:r>
+      <w:r>
+        <w:t xml:space="preserve">-</w:t>
+      </w:r>
+      <w:r>
+        <w:t xml:space="preserve"> </w:t>
+      </w:r>
+      <w:r>
+        <w:rPr>
+          <w:rStyle w:val="VerbatimChar"/>
+        </w:rPr>
+        <w:t xml:space="preserve">app/Services/NotificationRepeatService.php</w:t>
+      </w:r>
+      <w:r>
+        <w:t xml:space="preserve"> </w:t>
+      </w:r>
+      <w:r>
+        <w:t xml:space="preserve">-</w:t>
+      </w:r>
+      <w:r>
+        <w:t xml:space="preserve"> </w:t>
+      </w:r>
+      <w:r>
+        <w:rPr>
+          <w:rStyle w:val="VerbatimChar"/>
+        </w:rPr>
+        <w:t xml:space="preserve">app/Services/OrderDriverReassigner.php</w:t>
+      </w:r>
+      <w:r>
+        <w:t xml:space="preserve"> </w:t>
+      </w:r>
+      <w:r>
+        <w:t xml:space="preserve">-</w:t>
+      </w:r>
+      <w:r>
+        <w:t xml:space="preserve"> </w:t>
+      </w:r>
+      <w:r>
+        <w:rPr>
+          <w:rStyle w:val="VerbatimChar"/>
+        </w:rPr>
+        <w:t xml:space="preserve">app/Services/UserAckNotifier.php</w:t>
+      </w:r>
+      <w:r>
+        <w:t xml:space="preserve"> </w:t>
+      </w:r>
+      <w:r>
+        <w:t xml:space="preserve">-</w:t>
+      </w:r>
+      <w:r>
+        <w:t xml:space="preserve"> </w:t>
+      </w:r>
+      <w:r>
+        <w:rPr>
+          <w:rStyle w:val="VerbatimChar"/>
+        </w:rPr>
+        <w:t xml:space="preserve">app/Listeners/EnqueueRepeatOnNotificationSent.php</w:t>
+      </w:r>
+      <w:r>
+        <w:t xml:space="preserve"> </w:t>
+      </w:r>
+      <w:r>
+        <w:t xml:space="preserve">-</w:t>
+      </w:r>
+      <w:r>
+        <w:t xml:space="preserve"> </w:t>
+      </w:r>
+      <w:r>
+        <w:rPr>
+          <w:rStyle w:val="VerbatimChar"/>
+        </w:rPr>
+        <w:t xml:space="preserve">app/Console/Commands/RepeatUnreadNotifications.php</w:t>
+      </w:r>
+      <w:r>
+        <w:t xml:space="preserve"> </w:t>
+      </w:r>
+      <w:r>
+        <w:t xml:space="preserve">-</w:t>
+      </w:r>
+      <w:r>
+        <w:t xml:space="preserve"> </w:t>
+      </w:r>
+      <w:r>
+        <w:rPr>
+          <w:rStyle w:val="VerbatimChar"/>
+        </w:rPr>
+        <w:t xml:space="preserve">app/Console/Commands/SendBookingReminders.php</w:t>
+      </w:r>
+      <w:r>
+        <w:t xml:space="preserve"> </w:t>
+      </w:r>
+      <w:r>
+        <w:t xml:space="preserve">-</w:t>
+      </w:r>
+      <w:r>
+        <w:t xml:space="preserve"> </w:t>
+      </w:r>
+      <w:r>
+        <w:rPr>
+          <w:rStyle w:val="VerbatimChar"/>
+        </w:rPr>
+        <w:t xml:space="preserve">app/Notifications/Customer/CustomerOrderAck.php</w:t>
+      </w:r>
+      <w:r>
+        <w:t xml:space="preserve"> </w:t>
+      </w:r>
+      <w:r>
+        <w:t xml:space="preserve">-</w:t>
+      </w:r>
+      <w:r>
+        <w:t xml:space="preserve"> </w:t>
+      </w:r>
+      <w:r>
+        <w:rPr>
+          <w:rStyle w:val="VerbatimChar"/>
+        </w:rPr>
+        <w:t xml:space="preserve">app/Notifications/BookingReminderToMerchant.php</w:t>
+      </w:r>
+      <w:r>
+        <w:t xml:space="preserve"> </w:t>
+      </w:r>
+      <w:r>
+        <w:t xml:space="preserve">-</w:t>
+      </w:r>
+      <w:r>
+        <w:t xml:space="preserve"> </w:t>
+      </w:r>
+      <w:r>
+        <w:rPr>
+          <w:rStyle w:val="VerbatimChar"/>
+        </w:rPr>
+        <w:t xml:space="preserve">app/Notifications/NewOrder.php</w:t>
+      </w:r>
+      <w:r>
+        <w:t xml:space="preserve"> </w:t>
+      </w:r>
+      <w:r>
+        <w:t xml:space="preserve">(เพิ่ม fcm channel)</w:t>
+      </w:r>
+      <w:r>
+        <w:t xml:space="preserve"> </w:t>
+      </w:r>
+      <w:r>
+        <w:t xml:space="preserve">-</w:t>
+      </w:r>
+      <w:r>
+        <w:t xml:space="preserve"> </w:t>
+      </w:r>
+      <w:r>
+        <w:rPr>
+          <w:rStyle w:val="VerbatimChar"/>
+        </w:rPr>
+        <w:t xml:space="preserve">app/Http/Controllers/API/OrderAPIController.php</w:t>
+      </w:r>
+      <w:r>
+        <w:t xml:space="preserve"> </w:t>
+      </w:r>
+      <w:r>
+        <w:t xml:space="preserve">(stop wiring)</w:t>
+      </w:r>
+      <w:r>
+        <w:t xml:space="preserve"> </w:t>
+      </w:r>
+      <w:r>
+        <w:t xml:space="preserve">-</w:t>
+      </w:r>
+      <w:r>
+        <w:t xml:space="preserve"> </w:t>
+      </w:r>
+      <w:r>
+        <w:rPr>
+          <w:rStyle w:val="VerbatimChar"/>
+        </w:rPr>
+        <w:t xml:space="preserve">app/Http/Controllers/API/NotificationAPIController.php</w:t>
+      </w:r>
+      <w:r>
+        <w:t xml:space="preserve"> </w:t>
+      </w:r>
+      <w:r>
+        <w:t xml:space="preserve">(stop wiring)</w:t>
+      </w:r>
+      <w:r>
+        <w:t xml:space="preserve"> </w:t>
+      </w:r>
+      <w:r>
+        <w:t xml:space="preserve">-</w:t>
+      </w:r>
+      <w:r>
+        <w:t xml:space="preserve"> </w:t>
+      </w:r>
+      <w:r>
+        <w:rPr>
+          <w:rStyle w:val="VerbatimChar"/>
+        </w:rPr>
+        <w:t xml:space="preserve">app/Console/Kernel.php</w:t>
+      </w:r>
+      <w:r>
+        <w:t xml:space="preserve"> </w:t>
+      </w:r>
+      <w:r>
+        <w:t xml:space="preserve">(schedule)</w:t>
+      </w:r>
+      <w:r>
+        <w:t xml:space="preserve"> </w:t>
+      </w:r>
+      <w:r>
+        <w:t xml:space="preserve">-</w:t>
+      </w:r>
+      <w:r>
+        <w:t xml:space="preserve"> </w:t>
+      </w:r>
+      <w:r>
+        <w:rPr>
+          <w:rStyle w:val="VerbatimChar"/>
+        </w:rPr>
+        <w:t xml:space="preserve">database/migrations/2026_05_07_120000_*.php</w:t>
+      </w:r>
+      <w:r>
+        <w:t xml:space="preserve"> </w:t>
+      </w:r>
+      <w:r>
+        <w:t xml:space="preserve">(3 ไฟล์)</w:t>
+      </w:r>
+    </w:p>
+    <w:p>
+      <w:pPr>
+        <w:pStyle w:val="BodyText"/>
+      </w:pPr>
+      <w:r>
+        <w:rPr>
+          <w:b/>
+          <w:bCs/>
+        </w:rPr>
+        <w:t xml:space="preserve">Frontend (ตามมาทีหลัง)</w:t>
+      </w:r>
+      <w:r>
+        <w:t xml:space="preserve"> </w:t>
+      </w:r>
+      <w:r>
+        <w:t xml:space="preserve">- toko_superapp_5: handle event</w:t>
+      </w:r>
+      <w:r>
+        <w:t xml:space="preserve"> </w:t>
+      </w:r>
+      <w:r>
+        <w:rPr>
+          <w:rStyle w:val="VerbatimChar"/>
+        </w:rPr>
+        <w:t xml:space="preserve">merchant_seen / merchant_accepted / driver_*</w:t>
+      </w:r>
+      <w:r>
+        <w:t xml:space="preserve"> </w:t>
+      </w:r>
+      <w:r>
+        <w:t xml:space="preserve">ใน NotificationService</w:t>
+      </w:r>
+      <w:r>
+        <w:t xml:space="preserve"> </w:t>
+      </w:r>
+      <w:r>
+        <w:t xml:space="preserve">- toko_superapp_5: เพิ่ม Android channel</w:t>
+      </w:r>
+      <w:r>
+        <w:t xml:space="preserve"> </w:t>
+      </w:r>
+      <w:r>
+        <w:rPr>
+          <w:rStyle w:val="VerbatimChar"/>
+        </w:rPr>
+        <w:t xml:space="preserve">toko_customer_channel_v1</w:t>
+      </w:r>
+    </w:p>
+    <w:p>
+      <w:r>
+        <w:pict>
+          <v:rect style="width:0;height:1.5pt" o:hralign="center" o:hrstd="t" o:hr="t"/>
+        </w:pict>
+      </w:r>
+    </w:p>
+    <w:bookmarkEnd w:id="80"/>
+    <w:bookmarkStart w:id="81" w:name="sign-off-checklist-กอน-production"/>
+    <w:p>
+      <w:pPr>
+        <w:pStyle w:val="Heading3"/>
+      </w:pPr>
+      <w:r>
+        <w:t xml:space="preserve">15. Sign-off Checklist (ก่อน Production)</w:t>
+      </w:r>
+    </w:p>
+    <w:p>
+      <w:pPr>
+        <w:pStyle w:val="Compact"/>
+        <w:numPr>
+          <w:ilvl w:val="0"/>
+          <w:numId w:val="1018"/>
+        </w:numPr>
+      </w:pPr>
+      <w:r>
+        <w:rPr>
+          <w:rStyle w:val="VerbatimChar"/>
+        </w:rPr>
+        <w:t xml:space="preserve">php artisan migrate:status</w:t>
+      </w:r>
+      <w:r>
+        <w:t xml:space="preserve"> </w:t>
+      </w:r>
+      <w:r>
+        <w:t xml:space="preserve">ขึ้นครบ 3 รายการใหม่</w:t>
+      </w:r>
+    </w:p>
+    <w:p>
+      <w:pPr>
+        <w:pStyle w:val="Compact"/>
+        <w:numPr>
+          <w:ilvl w:val="0"/>
+          <w:numId w:val="1019"/>
+        </w:numPr>
+      </w:pPr>
+      <w:r>
+        <w:rPr>
+          <w:rStyle w:val="VerbatimChar"/>
+        </w:rPr>
+        <w:t xml:space="preserve">php artisan list</w:t>
+      </w:r>
+      <w:r>
+        <w:t xml:space="preserve"> </w:t>
+      </w:r>
+      <w:r>
+        <w:t xml:space="preserve">พบ 2 commands ใหม่</w:t>
+      </w:r>
+    </w:p>
+    <w:p>
+      <w:pPr>
+        <w:pStyle w:val="Compact"/>
+        <w:numPr>
+          <w:ilvl w:val="0"/>
+          <w:numId w:val="1020"/>
+        </w:numPr>
+      </w:pPr>
+      <w:r>
+        <w:t xml:space="preserve">Cron</w:t>
+      </w:r>
+      <w:r>
+        <w:t xml:space="preserve"> </w:t>
+      </w:r>
+      <w:r>
+        <w:rPr>
+          <w:rStyle w:val="VerbatimChar"/>
+        </w:rPr>
+        <w:t xml:space="preserve">* * * * * php artisan schedule:run</w:t>
+      </w:r>
+      <w:r>
+        <w:t xml:space="preserve"> </w:t>
+      </w:r>
+      <w:r>
+        <w:t xml:space="preserve">ทำงาน (ตรวจ</w:t>
+      </w:r>
+      <w:r>
+        <w:t xml:space="preserve"> </w:t>
+      </w:r>
+      <w:r>
+        <w:rPr>
+          <w:rStyle w:val="VerbatimChar"/>
+        </w:rPr>
+        <w:t xml:space="preserve">schedule:list</w:t>
+      </w:r>
+      <w:r>
+        <w:t xml:space="preserve"> </w:t>
+      </w:r>
+      <w:r>
+        <w:t xml:space="preserve">หรือ log)</w:t>
+      </w:r>
+    </w:p>
+    <w:p>
+      <w:pPr>
+        <w:pStyle w:val="Compact"/>
+        <w:numPr>
+          <w:ilvl w:val="0"/>
+          <w:numId w:val="1021"/>
+        </w:numPr>
+      </w:pPr>
+      <w:r>
+        <w:t xml:space="preserve">Smoke test resend command ผ่าน (</w:t>
+      </w:r>
+      <w:r>
+        <w:rPr>
+          <w:rStyle w:val="VerbatimChar"/>
+        </w:rPr>
+        <w:t xml:space="preserve">--once</w:t>
+      </w:r>
+      <w:r>
+        <w:t xml:space="preserve"> </w:t>
+      </w:r>
+      <w:r>
+        <w:t xml:space="preserve">ได้ผลลัพธ์</w:t>
+      </w:r>
+      <w:r>
+        <w:t xml:space="preserve"> </w:t>
+      </w:r>
+      <w:r>
+        <w:rPr>
+          <w:rStyle w:val="VerbatimChar"/>
+        </w:rPr>
+        <w:t xml:space="preserve">resend=0 reassign=0</w:t>
+      </w:r>
+      <w:r>
+        <w:t xml:space="preserve">)</w:t>
+      </w:r>
+    </w:p>
+    <w:p>
+      <w:pPr>
+        <w:pStyle w:val="Compact"/>
+        <w:numPr>
+          <w:ilvl w:val="0"/>
+          <w:numId w:val="1022"/>
+        </w:numPr>
+      </w:pPr>
+      <w:r>
+        <w:t xml:space="preserve">Smoke test booking command ผ่าน (</w:t>
+      </w:r>
+      <w:r>
+        <w:rPr>
+          <w:rStyle w:val="VerbatimChar"/>
+        </w:rPr>
+        <w:t xml:space="preserve">--dry-run</w:t>
+      </w:r>
+      <w:r>
+        <w:t xml:space="preserve"> </w:t>
+      </w:r>
+      <w:r>
+        <w:t xml:space="preserve">แสดง list)</w:t>
+      </w:r>
+    </w:p>
+    <w:p>
+      <w:pPr>
+        <w:pStyle w:val="Compact"/>
+        <w:numPr>
+          <w:ilvl w:val="0"/>
+          <w:numId w:val="1023"/>
+        </w:numPr>
+      </w:pPr>
+      <w:r>
+        <w:t xml:space="preserve">ส่ง test order: merchant ได้ noti, ปล่อยทิ้ง 30s ได้รอบสอง</w:t>
+      </w:r>
+    </w:p>
+    <w:p>
+      <w:pPr>
+        <w:pStyle w:val="Compact"/>
+        <w:numPr>
+          <w:ilvl w:val="0"/>
+          <w:numId w:val="1024"/>
+        </w:numPr>
+      </w:pPr>
+      <w:r>
+        <w:t xml:space="preserve">ส่ง test order ให้ rider แล้วไม่กด — ภายใน ~3 นาทีต้อง reassign</w:t>
+      </w:r>
+    </w:p>
+    <w:p>
+      <w:pPr>
+        <w:pStyle w:val="Compact"/>
+        <w:numPr>
+          <w:ilvl w:val="0"/>
+          <w:numId w:val="1025"/>
+        </w:numPr>
+      </w:pPr>
+      <w:r>
+        <w:t xml:space="preserve">ลูกค้าได้ ack noti ครบ flow</w:t>
+      </w:r>
+    </w:p>
+    <w:p>
+      <w:pPr>
+        <w:pStyle w:val="Compact"/>
+        <w:numPr>
+          <w:ilvl w:val="0"/>
+          <w:numId w:val="1026"/>
+        </w:numPr>
+      </w:pPr>
+      <w:r>
+        <w:t xml:space="preserve">Channel</w:t>
+      </w:r>
+      <w:r>
+        <w:t xml:space="preserve"> </w:t>
+      </w:r>
+      <w:r>
+        <w:rPr>
+          <w:rStyle w:val="VerbatimChar"/>
+        </w:rPr>
+        <w:t xml:space="preserve">toko_customer_channel_v1</w:t>
+      </w:r>
+      <w:r>
+        <w:t xml:space="preserve"> </w:t>
+      </w:r>
+      <w:r>
+        <w:t xml:space="preserve">ฝั่ง SuperApp พร้อม</w:t>
+      </w:r>
+    </w:p>
+    <w:bookmarkEnd w:id="81"/>
+    <w:bookmarkEnd w:id="82"/>
     <w:sectPr>
       <w:footnotePr>
         <w:numRestart w:val="eachSect"/>
@@ -4475,6 +10410,72 @@
   </w:num>
   <w:num w:numId="1013">
     <w:abstractNumId w:val="991"/>
+  </w:num>
+  <w:num w:numId="1014">
+    <w:abstractNumId w:val="99411"/>
+    <w:lvlOverride w:ilvl="0">
+      <w:startOverride w:val="1"/>
+    </w:lvlOverride>
+    <w:lvlOverride w:ilvl="1">
+      <w:startOverride w:val="1"/>
+    </w:lvlOverride>
+    <w:lvlOverride w:ilvl="2">
+      <w:startOverride w:val="1"/>
+    </w:lvlOverride>
+    <w:lvlOverride w:ilvl="3">
+      <w:startOverride w:val="1"/>
+    </w:lvlOverride>
+    <w:lvlOverride w:ilvl="4">
+      <w:startOverride w:val="1"/>
+    </w:lvlOverride>
+    <w:lvlOverride w:ilvl="5">
+      <w:startOverride w:val="1"/>
+    </w:lvlOverride>
+    <w:lvlOverride w:ilvl="6">
+      <w:startOverride w:val="1"/>
+    </w:lvlOverride>
+    <w:lvlOverride w:ilvl="7">
+      <w:startOverride w:val="1"/>
+    </w:lvlOverride>
+    <w:lvlOverride w:ilvl="8">
+      <w:startOverride w:val="1"/>
+    </w:lvlOverride>
+  </w:num>
+  <w:num w:numId="1015">
+    <w:abstractNumId w:val="991"/>
+  </w:num>
+  <w:num w:numId="1016">
+    <w:abstractNumId w:val="991"/>
+  </w:num>
+  <w:num w:numId="1017">
+    <w:abstractNumId w:val="991"/>
+  </w:num>
+  <w:num w:numId="1018">
+    <w:abstractNumId w:val="992"/>
+  </w:num>
+  <w:num w:numId="1019">
+    <w:abstractNumId w:val="992"/>
+  </w:num>
+  <w:num w:numId="1020">
+    <w:abstractNumId w:val="992"/>
+  </w:num>
+  <w:num w:numId="1021">
+    <w:abstractNumId w:val="992"/>
+  </w:num>
+  <w:num w:numId="1022">
+    <w:abstractNumId w:val="992"/>
+  </w:num>
+  <w:num w:numId="1023">
+    <w:abstractNumId w:val="992"/>
+  </w:num>
+  <w:num w:numId="1024">
+    <w:abstractNumId w:val="992"/>
+  </w:num>
+  <w:num w:numId="1025">
+    <w:abstractNumId w:val="992"/>
+  </w:num>
+  <w:num w:numId="1026">
+    <w:abstractNumId w:val="992"/>
   </w:num>
 </w:numbering>
 </file>
